--- a/policies/build/masters/AAC.5_v2_master.docx
+++ b/policies/build/masters/AAC.5_v2_master.docx
@@ -11,40 +11,25 @@
         <w:rPr>
           <w:b/>
           <w:bCs/>
+          <w:sz w:val="28"/>
+          <w:szCs w:val="28"/>
+        </w:rPr>
+        <w:t>Policy on Imaging Services</w:t>
+      </w:r>
+    </w:p>
+    <w:p>
+      <w:pPr>
+        <w:spacing w:after="60"/>
+        <w:jc w:val="center"/>
+      </w:pPr>
+      <w:r>
+        <w:rPr>
+          <w:b/>
+          <w:bCs/>
           <w:sz w:val="32"/>
           <w:szCs w:val="32"/>
         </w:rPr>
         <w:t xml:space="preserve">«Hospital Name»</w:t>
-      </w:r>
-    </w:p>
-    <w:p>
-      <w:pPr>
-        <w:spacing w:after="60"/>
-        <w:jc w:val="center"/>
-      </w:pPr>
-      <w:r>
-        <w:rPr>
-          <w:b/>
-          <w:bCs/>
-          <w:sz w:val="28"/>
-          <w:szCs w:val="28"/>
-        </w:rPr>
-        <w:t xml:space="preserve">Imaging Services</w:t>
-      </w:r>
-    </w:p>
-    <w:p>
-      <w:pPr>
-        <w:spacing w:after="240"/>
-        <w:jc w:val="center"/>
-      </w:pPr>
-      <w:r>
-        <w:rPr>
-          <w:i/>
-          <w:iCs/>
-          <w:sz w:val="20"/>
-          <w:szCs w:val="20"/>
-        </w:rPr>
-        <w:t xml:space="preserve">Imaging services, quality assurance and turnaround time.</w:t>
       </w:r>
     </w:p>
     <w:p>
@@ -2834,195 +2819,6 @@
         <w:t xml:space="preserve">The Nursing Superintendent holds signed acknowledgements with the induction record.</w:t>
       </w:r>
     </w:p>
-    <w:p>
-      <w:pPr>
-        <w:pStyle w:val="Heading1"/>
-        <w:spacing w:after="120" w:before="280"/>
-      </w:pPr>
-      <w:r>
-        <w:t xml:space="preserve">9. References</w:t>
-      </w:r>
-    </w:p>
-    <w:p>
-      <w:pPr>
-        <w:pStyle w:val="ListParagraph"/>
-        <w:numPr>
-          <w:ilvl w:val="0"/>
-          <w:numId w:val="1"/>
-        </w:numPr>
-        <w:spacing w:after="60"/>
-      </w:pPr>
-      <w:r>
-        <w:rPr>
-          <w:sz w:val="22"/>
-          <w:szCs w:val="22"/>
-        </w:rPr>
-        <w:t xml:space="preserve">National Accreditation Board for Hospitals and Healthcare Providers (NABH), Standards for Small Healthcare Organisations, 3rd Edition — Access, Assessment and Continuity of Care chapter, standard AAC.5.</w:t>
-      </w:r>
-    </w:p>
-    <w:p>
-      <w:pPr>
-        <w:pStyle w:val="ListParagraph"/>
-        <w:numPr>
-          <w:ilvl w:val="0"/>
-          <w:numId w:val="1"/>
-        </w:numPr>
-        <w:spacing w:after="60"/>
-      </w:pPr>
-      <w:r>
-        <w:rPr>
-          <w:sz w:val="22"/>
-          <w:szCs w:val="22"/>
-        </w:rPr>
-        <w:t xml:space="preserve">Atomic Energy (Radiation Protection) Rules, 2004 — licensing and radiation safety for imaging equipment.</w:t>
-      </w:r>
-    </w:p>
-    <w:p>
-      <w:pPr>
-        <w:pStyle w:val="ListParagraph"/>
-        <w:numPr>
-          <w:ilvl w:val="0"/>
-          <w:numId w:val="1"/>
-        </w:numPr>
-        <w:spacing w:after="60"/>
-      </w:pPr>
-      <w:r>
-        <w:rPr>
-          <w:sz w:val="22"/>
-          <w:szCs w:val="22"/>
-        </w:rPr>
-        <w:t xml:space="preserve">Pre-Conception and Pre-Natal Diagnostic Techniques (Prohibition of Sex Selection) Act, 1994 — registration and use of ultrasound equipment.</w:t>
-      </w:r>
-    </w:p>
-    <w:p>
-      <w:pPr>
-        <w:pStyle w:val="ListParagraph"/>
-        <w:numPr>
-          <w:ilvl w:val="0"/>
-          <w:numId w:val="1"/>
-        </w:numPr>
-        <w:spacing w:after="60"/>
-      </w:pPr>
-      <w:r>
-        <w:rPr>
-          <w:sz w:val="22"/>
-          <w:szCs w:val="22"/>
-        </w:rPr>
-        <w:t xml:space="preserve">Internal documents of «Hospital Name»: imaging service menu; equipment inventory; critical-finding list; outsourced imaging agreements; quality assurance records; calibration and maintenance logs; licence register.</w:t>
-      </w:r>
-    </w:p>
-    <w:p>
-      <w:pPr>
-        <w:pStyle w:val="Heading1"/>
-        <w:spacing w:after="120" w:before="280"/>
-      </w:pPr>
-      <w:r>
-        <w:t xml:space="preserve">10. Distribution</w:t>
-      </w:r>
-    </w:p>
-    <w:p>
-      <w:pPr>
-        <w:spacing w:after="140"/>
-      </w:pPr>
-      <w:r>
-        <w:rPr>
-          <w:sz w:val="22"/>
-          <w:szCs w:val="22"/>
-        </w:rPr>
-        <w:t xml:space="preserve">Official master copy: office of the Medical Superintendent, «Hospital Name», with the Quality Coordinator.</w:t>
-      </w:r>
-    </w:p>
-    <w:p>
-      <w:pPr>
-        <w:spacing w:after="140"/>
-      </w:pPr>
-      <w:r>
-        <w:rPr>
-          <w:sz w:val="22"/>
-          <w:szCs w:val="22"/>
-        </w:rPr>
-        <w:t xml:space="preserve">Copies issued to: imaging/radiology department; emergency; every in-patient ward; out-patient; nursing administration.</w:t>
-      </w:r>
-    </w:p>
-    <w:p>
-      <w:pPr>
-        <w:spacing w:after="140"/>
-      </w:pPr>
-      <w:r>
-        <w:rPr>
-          <w:sz w:val="22"/>
-          <w:szCs w:val="22"/>
-        </w:rPr>
-        <w:t xml:space="preserve">The current version is available to all staff at the «front-office policy file» and, if the hospital keeps an intranet, at «staff intranet / policies».</w:t>
-      </w:r>
-    </w:p>
-    <w:p>
-      <w:pPr>
-        <w:spacing w:after="140"/>
-      </w:pPr>
-      <w:r>
-        <w:rPr>
-          <w:sz w:val="22"/>
-          <w:szCs w:val="22"/>
-        </w:rPr>
-        <w:t xml:space="preserve">When a new version is issued, take old copies out of use.</w:t>
-      </w:r>
-    </w:p>
-    <w:p>
-      <w:pPr>
-        <w:pStyle w:val="Heading1"/>
-        <w:spacing w:after="120" w:before="280"/>
-      </w:pPr>
-      <w:r>
-        <w:t xml:space="preserve">11. Abbreviations</w:t>
-      </w:r>
-    </w:p>
-    <w:p>
-      <w:pPr>
-        <w:spacing w:after="140"/>
-      </w:pPr>
-      <w:r>
-        <w:rPr>
-          <w:sz w:val="22"/>
-          <w:szCs w:val="22"/>
-        </w:rPr>
-        <w:t xml:space="preserve">AAC — Access, Assessment and Continuity of Care (NABH SHCO chapter 2)
-AERB — Atomic Energy Regulatory Board
-CAPA — corrective and preventive action
-HIC — Hospital Infection Control (NABH SHCO chapter 3)
-NABL — National Accreditation Board for Testing and Calibration Laboratories
-NABH — National Accreditation Board for Hospitals and Healthcare Providers
-OE — objective element
-PC-PNDT — Pre-Conception and Pre-Natal Diagnostic Techniques (Prohibition of Sex Selection) Act, 1994
-PPE — personal protective equipment
-PSQ — Patient Safety and Quality (NABH SHCO chapter)
-SHCO — Standards for Small Healthcare Organisations
-TAT — turnaround time</w:t>
-      </w:r>
-    </w:p>
-    <w:p>
-      <w:pPr>
-        <w:pStyle w:val="Heading1"/>
-        <w:spacing w:after="120" w:before="280"/>
-      </w:pPr>
-      <w:r>
-        <w:t xml:space="preserve">12. Traceability to NABH SHCO 3rd Edition AAC.5</w:t>
-      </w:r>
-    </w:p>
-    <w:p>
-      <w:pPr>
-        <w:spacing w:after="120"/>
-      </w:pPr>
-      <w:r>
-        <w:rPr>
-          <w:i/>
-          <w:iCs/>
-          <w:sz w:val="20"/>
-          <w:szCs w:val="20"/>
-        </w:rPr>
-        <w:t xml:space="preserve">This table is an index. It is not how the policy is organised.</w:t>
-      </w:r>
-    </w:p>
     <w:tbl>
       <w:tblPr>
         <w:tblW w:type="pct" w:w="100%"/>
@@ -3952,7 +3748,96 @@
         <w:spacing w:after="120" w:before="280"/>
       </w:pPr>
       <w:r>
-        <w:t xml:space="preserve">13. Required Records / Evidence Checklist</w:t>
+        <w:t>9. Distribution</w:t>
+      </w:r>
+    </w:p>
+    <w:p>
+      <w:pPr>
+        <w:spacing w:after="140"/>
+      </w:pPr>
+      <w:r>
+        <w:rPr>
+          <w:sz w:val="22"/>
+          <w:szCs w:val="22"/>
+        </w:rPr>
+        <w:t xml:space="preserve">Official master copy: office of the Medical Superintendent, «Hospital Name», with the Quality Coordinator.</w:t>
+      </w:r>
+    </w:p>
+    <w:p>
+      <w:pPr>
+        <w:spacing w:after="140"/>
+      </w:pPr>
+      <w:r>
+        <w:rPr>
+          <w:sz w:val="22"/>
+          <w:szCs w:val="22"/>
+        </w:rPr>
+        <w:t xml:space="preserve">Copies issued to: imaging/radiology department; emergency; every in-patient ward; out-patient; nursing administration.</w:t>
+      </w:r>
+    </w:p>
+    <w:p>
+      <w:pPr>
+        <w:spacing w:after="140"/>
+      </w:pPr>
+      <w:r>
+        <w:rPr>
+          <w:sz w:val="22"/>
+          <w:szCs w:val="22"/>
+        </w:rPr>
+        <w:t xml:space="preserve">The current version is available to all staff at the «front-office policy file» and, if the hospital keeps an intranet, at «staff intranet / policies».</w:t>
+      </w:r>
+    </w:p>
+    <w:p>
+      <w:pPr>
+        <w:spacing w:after="140"/>
+      </w:pPr>
+      <w:r>
+        <w:rPr>
+          <w:sz w:val="22"/>
+          <w:szCs w:val="22"/>
+        </w:rPr>
+        <w:t xml:space="preserve">When a new version is issued, take old copies out of use.</w:t>
+      </w:r>
+    </w:p>
+    <w:p>
+      <w:pPr>
+        <w:pStyle w:val="Heading1"/>
+        <w:spacing w:after="120" w:before="280"/>
+      </w:pPr>
+      <w:r>
+        <w:t>10. Abbreviations</w:t>
+      </w:r>
+    </w:p>
+    <w:p>
+      <w:pPr>
+        <w:spacing w:after="140"/>
+      </w:pPr>
+      <w:r>
+        <w:rPr>
+          <w:sz w:val="22"/>
+          <w:szCs w:val="22"/>
+        </w:rPr>
+        <w:t xml:space="preserve">AAC — Access, Assessment and Continuity of Care (NABH SHCO chapter 2)
+AERB — Atomic Energy Regulatory Board
+CAPA — corrective and preventive action
+HIC — Hospital Infection Control (NABH SHCO chapter 3)
+NABL — National Accreditation Board for Testing and Calibration Laboratories
+NABH — National Accreditation Board for Hospitals and Healthcare Providers
+OE — objective element
+PC-PNDT — Pre-Conception and Pre-Natal Diagnostic Techniques (Prohibition of Sex Selection) Act, 1994
+PPE — personal protective equipment
+PSQ — Patient Safety and Quality (NABH SHCO chapter)
+SHCO — Standards for Small Healthcare Organisations
+TAT — turnaround time</w:t>
+      </w:r>
+    </w:p>
+    <w:p>
+      <w:pPr>
+        <w:pStyle w:val="Heading1"/>
+        <w:spacing w:after="120" w:before="280"/>
+      </w:pPr>
+      <w:r>
+        <w:t>11. Traceability to NABH SHCO 3rd Edition AAC.5</w:t>
       </w:r>
     </w:p>
     <w:p>
@@ -3966,6 +3851,29 @@
           <w:sz w:val="20"/>
           <w:szCs w:val="20"/>
         </w:rPr>
+        <w:t xml:space="preserve">This table is an index. It is not how the policy is organised.</w:t>
+      </w:r>
+    </w:p>
+    <w:p>
+      <w:pPr>
+        <w:pStyle w:val="Heading1"/>
+        <w:spacing w:after="120" w:before="280"/>
+      </w:pPr>
+      <w:r>
+        <w:t>12. Required Records / Evidence Checklist</w:t>
+      </w:r>
+    </w:p>
+    <w:p>
+      <w:pPr>
+        <w:spacing w:after="120"/>
+      </w:pPr>
+      <w:r>
+        <w:rPr>
+          <w:i/>
+          <w:iCs/>
+          <w:sz w:val="20"/>
+          <w:szCs w:val="20"/>
+        </w:rPr>
         <w:t xml:space="preserve">Records the hospital holds under this policy, listed by objective element.</w:t>
       </w:r>
     </w:p>
@@ -4507,6 +4415,83 @@
           <w:szCs w:val="22"/>
         </w:rPr>
         <w:t xml:space="preserve">Record of equipment taken out of service for failed calibration.</w:t>
+      </w:r>
+    </w:p>
+    <w:p>
+      <w:pPr>
+        <w:pStyle w:val="Heading1"/>
+        <w:spacing w:after="120" w:before="280"/>
+      </w:pPr>
+      <w:r>
+        <w:t>13. References</w:t>
+      </w:r>
+    </w:p>
+    <w:p>
+      <w:pPr>
+        <w:pStyle w:val="ListParagraph"/>
+        <w:numPr>
+          <w:ilvl w:val="0"/>
+          <w:numId w:val="1"/>
+        </w:numPr>
+        <w:spacing w:after="60"/>
+      </w:pPr>
+      <w:r>
+        <w:rPr>
+          <w:sz w:val="22"/>
+          <w:szCs w:val="22"/>
+        </w:rPr>
+        <w:t xml:space="preserve">National Accreditation Board for Hospitals and Healthcare Providers (NABH), Standards for Small Healthcare Organisations, 3rd Edition — Access, Assessment and Continuity of Care chapter, standard AAC.5.</w:t>
+      </w:r>
+    </w:p>
+    <w:p>
+      <w:pPr>
+        <w:pStyle w:val="ListParagraph"/>
+        <w:numPr>
+          <w:ilvl w:val="0"/>
+          <w:numId w:val="1"/>
+        </w:numPr>
+        <w:spacing w:after="60"/>
+      </w:pPr>
+      <w:r>
+        <w:rPr>
+          <w:sz w:val="22"/>
+          <w:szCs w:val="22"/>
+        </w:rPr>
+        <w:t xml:space="preserve">Atomic Energy (Radiation Protection) Rules, 2004 — licensing and radiation safety for imaging equipment.</w:t>
+      </w:r>
+    </w:p>
+    <w:p>
+      <w:pPr>
+        <w:pStyle w:val="ListParagraph"/>
+        <w:numPr>
+          <w:ilvl w:val="0"/>
+          <w:numId w:val="1"/>
+        </w:numPr>
+        <w:spacing w:after="60"/>
+      </w:pPr>
+      <w:r>
+        <w:rPr>
+          <w:sz w:val="22"/>
+          <w:szCs w:val="22"/>
+        </w:rPr>
+        <w:t xml:space="preserve">Pre-Conception and Pre-Natal Diagnostic Techniques (Prohibition of Sex Selection) Act, 1994 — registration and use of ultrasound equipment.</w:t>
+      </w:r>
+    </w:p>
+    <w:p>
+      <w:pPr>
+        <w:pStyle w:val="ListParagraph"/>
+        <w:numPr>
+          <w:ilvl w:val="0"/>
+          <w:numId w:val="1"/>
+        </w:numPr>
+        <w:spacing w:after="60"/>
+      </w:pPr>
+      <w:r>
+        <w:rPr>
+          <w:sz w:val="22"/>
+          <w:szCs w:val="22"/>
+        </w:rPr>
+        <w:t xml:space="preserve">Internal documents of «Hospital Name»: imaging service menu; equipment inventory; critical-finding list; outsourced imaging agreements; quality assurance records; calibration and maintenance logs; licence register.</w:t>
       </w:r>
     </w:p>
     <w:p>
@@ -4631,7 +4616,7 @@
         <w:sz w:val="16"/>
         <w:szCs w:val="16"/>
       </w:rPr>
-      <w:t xml:space="preserve">«Hospital Name»  |  «AAC/POL/05»  |  Controlled document  |  Imaging Services</w:t>
+      <w:t>«Hospital Name»  |  «AAC/POL/05»  |  Controlled document  |  Policy on Imaging Services</w:t>
     </w:r>
   </w:p>
 </w:ftr>

--- a/policies/build/masters/AAC.5_v2_master.docx
+++ b/policies/build/masters/AAC.5_v2_master.docx
@@ -2000,7 +2000,7 @@
           <w:sz w:val="22"/>
           <w:szCs w:val="22"/>
         </w:rPr>
-        <w:t xml:space="preserve">Root-cause analysis is required when the same imaging defect recurs within six months.</w:t>
+        <w:t>Root-cause analysis is required when the same imaging defect recurs; the organisation's defined recurrence threshold applies, as documented in the hospital's Root Cause Analysis procedure.</w:t>
       </w:r>
     </w:p>
     <w:p>

--- a/policies/build/masters/AAC.5_v2_master.docx
+++ b/policies/build/masters/AAC.5_v2_master.docx
@@ -2836,6 +2836,7 @@
         <w:gridCol w:w="100"/>
         <w:gridCol w:w="100"/>
         <w:gridCol w:w="100"/>
+        <w:gridCol w:w="100"/>
       </w:tblGrid>
       <w:tr>
         <w:tc>
@@ -2863,6 +2864,26 @@
         </w:tc>
         <w:tc>
           <w:tcPr>
+            <w:tcW w:type="pct" w:w="12%"/>
+            <w:tcBorders>
+              <w:top w:val="single" w:color="999999" w:sz="4"/>
+              <w:left w:val="single" w:color="999999" w:sz="4"/>
+              <w:bottom w:val="single" w:color="999999" w:sz="4"/>
+              <w:right w:val="single" w:color="999999" w:sz="4"/>
+            </w:tcBorders>
+            <w:shd w:fill="E8E8E8" w:val="clear"/>
+          </w:tcPr>
+          <w:p>
+            <w:r>
+              <w:rPr>
+                <w:b/>
+              </w:rPr>
+              <w:t>Level</w:t>
+            </w:r>
+          </w:p>
+        </w:tc>
+        <w:tc>
+          <w:tcPr>
             <w:tcW w:type="pct" w:w="32%"/>
             <w:tcBorders>
               <w:top w:val="single" w:color="999999" w:sz="4"/>
@@ -2956,6 +2977,22 @@
         </w:tc>
         <w:tc>
           <w:tcPr>
+            <w:tcW w:type="pct" w:w="12%"/>
+            <w:tcBorders>
+              <w:top w:val="single" w:color="999999" w:sz="4"/>
+              <w:left w:val="single" w:color="999999" w:sz="4"/>
+              <w:bottom w:val="single" w:color="999999" w:sz="4"/>
+              <w:right w:val="single" w:color="999999" w:sz="4"/>
+            </w:tcBorders>
+          </w:tcPr>
+          <w:p>
+            <w:r>
+              <w:t>CORE</w:t>
+            </w:r>
+          </w:p>
+        </w:tc>
+        <w:tc>
+          <w:tcPr>
             <w:tcW w:type="pct" w:w="32%"/>
             <w:tcBorders>
               <w:top w:val="single" w:color="999999" w:sz="4"/>
@@ -3046,6 +3083,22 @@
         </w:tc>
         <w:tc>
           <w:tcPr>
+            <w:tcW w:type="pct" w:w="12%"/>
+            <w:tcBorders>
+              <w:top w:val="single" w:color="999999" w:sz="4"/>
+              <w:left w:val="single" w:color="999999" w:sz="4"/>
+              <w:bottom w:val="single" w:color="999999" w:sz="4"/>
+              <w:right w:val="single" w:color="999999" w:sz="4"/>
+            </w:tcBorders>
+          </w:tcPr>
+          <w:p>
+            <w:r>
+              <w:t>Commitment</w:t>
+            </w:r>
+          </w:p>
+        </w:tc>
+        <w:tc>
+          <w:tcPr>
             <w:tcW w:type="pct" w:w="32%"/>
             <w:tcBorders>
               <w:top w:val="single" w:color="999999" w:sz="4"/>
@@ -3136,6 +3189,22 @@
         </w:tc>
         <w:tc>
           <w:tcPr>
+            <w:tcW w:type="pct" w:w="12%"/>
+            <w:tcBorders>
+              <w:top w:val="single" w:color="999999" w:sz="4"/>
+              <w:left w:val="single" w:color="999999" w:sz="4"/>
+              <w:bottom w:val="single" w:color="999999" w:sz="4"/>
+              <w:right w:val="single" w:color="999999" w:sz="4"/>
+            </w:tcBorders>
+          </w:tcPr>
+          <w:p>
+            <w:r>
+              <w:t>Commitment</w:t>
+            </w:r>
+          </w:p>
+        </w:tc>
+        <w:tc>
+          <w:tcPr>
             <w:tcW w:type="pct" w:w="32%"/>
             <w:tcBorders>
               <w:top w:val="single" w:color="999999" w:sz="4"/>
@@ -3226,6 +3295,22 @@
         </w:tc>
         <w:tc>
           <w:tcPr>
+            <w:tcW w:type="pct" w:w="12%"/>
+            <w:tcBorders>
+              <w:top w:val="single" w:color="999999" w:sz="4"/>
+              <w:left w:val="single" w:color="999999" w:sz="4"/>
+              <w:bottom w:val="single" w:color="999999" w:sz="4"/>
+              <w:right w:val="single" w:color="999999" w:sz="4"/>
+            </w:tcBorders>
+          </w:tcPr>
+          <w:p>
+            <w:r>
+              <w:t>Commitment*</w:t>
+            </w:r>
+          </w:p>
+        </w:tc>
+        <w:tc>
+          <w:tcPr>
             <w:tcW w:type="pct" w:w="32%"/>
             <w:tcBorders>
               <w:top w:val="single" w:color="999999" w:sz="4"/>
@@ -3316,6 +3401,22 @@
         </w:tc>
         <w:tc>
           <w:tcPr>
+            <w:tcW w:type="pct" w:w="12%"/>
+            <w:tcBorders>
+              <w:top w:val="single" w:color="999999" w:sz="4"/>
+              <w:left w:val="single" w:color="999999" w:sz="4"/>
+              <w:bottom w:val="single" w:color="999999" w:sz="4"/>
+              <w:right w:val="single" w:color="999999" w:sz="4"/>
+            </w:tcBorders>
+          </w:tcPr>
+          <w:p>
+            <w:r>
+              <w:t>Commitment*</w:t>
+            </w:r>
+          </w:p>
+        </w:tc>
+        <w:tc>
+          <w:tcPr>
             <w:tcW w:type="pct" w:w="32%"/>
             <w:tcBorders>
               <w:top w:val="single" w:color="999999" w:sz="4"/>
@@ -3406,6 +3507,22 @@
         </w:tc>
         <w:tc>
           <w:tcPr>
+            <w:tcW w:type="pct" w:w="12%"/>
+            <w:tcBorders>
+              <w:top w:val="single" w:color="999999" w:sz="4"/>
+              <w:left w:val="single" w:color="999999" w:sz="4"/>
+              <w:bottom w:val="single" w:color="999999" w:sz="4"/>
+              <w:right w:val="single" w:color="999999" w:sz="4"/>
+            </w:tcBorders>
+          </w:tcPr>
+          <w:p>
+            <w:r>
+              <w:t>Commitment*</w:t>
+            </w:r>
+          </w:p>
+        </w:tc>
+        <w:tc>
+          <w:tcPr>
             <w:tcW w:type="pct" w:w="32%"/>
             <w:tcBorders>
               <w:top w:val="single" w:color="999999" w:sz="4"/>
@@ -3496,6 +3613,22 @@
         </w:tc>
         <w:tc>
           <w:tcPr>
+            <w:tcW w:type="pct" w:w="12%"/>
+            <w:tcBorders>
+              <w:top w:val="single" w:color="999999" w:sz="4"/>
+              <w:left w:val="single" w:color="999999" w:sz="4"/>
+              <w:bottom w:val="single" w:color="999999" w:sz="4"/>
+              <w:right w:val="single" w:color="999999" w:sz="4"/>
+            </w:tcBorders>
+          </w:tcPr>
+          <w:p>
+            <w:r>
+              <w:t>Commitment*</w:t>
+            </w:r>
+          </w:p>
+        </w:tc>
+        <w:tc>
+          <w:tcPr>
             <w:tcW w:type="pct" w:w="32%"/>
             <w:tcBorders>
               <w:top w:val="single" w:color="999999" w:sz="4"/>
@@ -3586,6 +3719,22 @@
         </w:tc>
         <w:tc>
           <w:tcPr>
+            <w:tcW w:type="pct" w:w="12%"/>
+            <w:tcBorders>
+              <w:top w:val="single" w:color="999999" w:sz="4"/>
+              <w:left w:val="single" w:color="999999" w:sz="4"/>
+              <w:bottom w:val="single" w:color="999999" w:sz="4"/>
+              <w:right w:val="single" w:color="999999" w:sz="4"/>
+            </w:tcBorders>
+          </w:tcPr>
+          <w:p>
+            <w:r>
+              <w:t>Achievement</w:t>
+            </w:r>
+          </w:p>
+        </w:tc>
+        <w:tc>
+          <w:tcPr>
             <w:tcW w:type="pct" w:w="32%"/>
             <w:tcBorders>
               <w:top w:val="single" w:color="999999" w:sz="4"/>
@@ -3676,6 +3825,22 @@
         </w:tc>
         <w:tc>
           <w:tcPr>
+            <w:tcW w:type="pct" w:w="12%"/>
+            <w:tcBorders>
+              <w:top w:val="single" w:color="999999" w:sz="4"/>
+              <w:left w:val="single" w:color="999999" w:sz="4"/>
+              <w:bottom w:val="single" w:color="999999" w:sz="4"/>
+              <w:right w:val="single" w:color="999999" w:sz="4"/>
+            </w:tcBorders>
+          </w:tcPr>
+          <w:p>
+            <w:r>
+              <w:t>Commitment*</w:t>
+            </w:r>
+          </w:p>
+        </w:tc>
+        <w:tc>
+          <w:tcPr>
             <w:tcW w:type="pct" w:w="32%"/>
             <w:tcBorders>
               <w:top w:val="single" w:color="999999" w:sz="4"/>
@@ -3808,29 +3973,569 @@
         <w:t>10. Abbreviations</w:t>
       </w:r>
     </w:p>
-    <w:p>
-      <w:pPr>
-        <w:spacing w:after="140"/>
-      </w:pPr>
-      <w:r>
-        <w:rPr>
-          <w:sz w:val="22"/>
-          <w:szCs w:val="22"/>
-        </w:rPr>
-        <w:t xml:space="preserve">AAC — Access, Assessment and Continuity of Care (NABH SHCO chapter 2)
-AERB — Atomic Energy Regulatory Board
-CAPA — corrective and preventive action
-HIC — Hospital Infection Control (NABH SHCO chapter 3)
-NABL — National Accreditation Board for Testing and Calibration Laboratories
-NABH — National Accreditation Board for Hospitals and Healthcare Providers
-OE — objective element
-PC-PNDT — Pre-Conception and Pre-Natal Diagnostic Techniques (Prohibition of Sex Selection) Act, 1994
-PPE — personal protective equipment
-PSQ — Patient Safety and Quality (NABH SHCO chapter)
-SHCO — Standards for Small Healthcare Organisations
-TAT — turnaround time</w:t>
-      </w:r>
-    </w:p>
+    <w:tbl>
+      <w:tblPr>
+        <w:tblW w:type="pct" w:w="100%"/>
+        <w:tblBorders>
+          <w:top w:val="single" w:color="auto" w:sz="4"/>
+          <w:left w:val="single" w:color="auto" w:sz="4"/>
+          <w:bottom w:val="single" w:color="auto" w:sz="4"/>
+          <w:right w:val="single" w:color="auto" w:sz="4"/>
+          <w:insideH w:val="single" w:color="auto" w:sz="4"/>
+          <w:insideV w:val="single" w:color="auto" w:sz="4"/>
+        </w:tblBorders>
+      </w:tblPr>
+      <w:tblGrid>
+        <w:gridCol w:w="100"/>
+        <w:gridCol w:w="100"/>
+      </w:tblGrid>
+      <w:tr>
+        <w:tc>
+          <w:tcPr>
+            <w:tcW w:type="pct" w:w="22%"/>
+            <w:tcBorders>
+              <w:top w:val="single" w:color="999999" w:sz="4"/>
+              <w:left w:val="single" w:color="999999" w:sz="4"/>
+              <w:bottom w:val="single" w:color="999999" w:sz="4"/>
+              <w:right w:val="single" w:color="999999" w:sz="4"/>
+            </w:tcBorders>
+            <w:shd w:fill="E8E8E8" w:val="clear"/>
+          </w:tcPr>
+          <w:p>
+            <w:r>
+              <w:rPr>
+                <w:b/>
+              </w:rPr>
+              <w:t>Abbreviation</w:t>
+            </w:r>
+          </w:p>
+        </w:tc>
+        <w:tc>
+          <w:tcPr>
+            <w:tcW w:type="pct" w:w="22%"/>
+            <w:tcBorders>
+              <w:top w:val="single" w:color="999999" w:sz="4"/>
+              <w:left w:val="single" w:color="999999" w:sz="4"/>
+              <w:bottom w:val="single" w:color="999999" w:sz="4"/>
+              <w:right w:val="single" w:color="999999" w:sz="4"/>
+            </w:tcBorders>
+            <w:shd w:fill="E8E8E8" w:val="clear"/>
+          </w:tcPr>
+          <w:p>
+            <w:r>
+              <w:rPr>
+                <w:b/>
+              </w:rPr>
+              <w:t>Meaning</w:t>
+            </w:r>
+          </w:p>
+        </w:tc>
+      </w:tr>
+      <w:tr>
+        <w:tc>
+          <w:tcPr>
+            <w:tcW w:type="pct" w:w="22%"/>
+            <w:tcBorders>
+              <w:top w:val="single" w:color="999999" w:sz="4"/>
+              <w:left w:val="single" w:color="999999" w:sz="4"/>
+              <w:bottom w:val="single" w:color="999999" w:sz="4"/>
+              <w:right w:val="single" w:color="999999" w:sz="4"/>
+            </w:tcBorders>
+            <w:shd w:fill="E8E8E8" w:val="clear"/>
+          </w:tcPr>
+          <w:p>
+            <w:r>
+              <w:rPr>
+                <w:b w:val="0"/>
+              </w:rPr>
+              <w:t>AAC</w:t>
+            </w:r>
+          </w:p>
+        </w:tc>
+        <w:tc>
+          <w:tcPr>
+            <w:tcW w:type="pct" w:w="22%"/>
+            <w:tcBorders>
+              <w:top w:val="single" w:color="999999" w:sz="4"/>
+              <w:left w:val="single" w:color="999999" w:sz="4"/>
+              <w:bottom w:val="single" w:color="999999" w:sz="4"/>
+              <w:right w:val="single" w:color="999999" w:sz="4"/>
+            </w:tcBorders>
+            <w:shd w:fill="E8E8E8" w:val="clear"/>
+          </w:tcPr>
+          <w:p>
+            <w:r>
+              <w:rPr>
+                <w:b w:val="0"/>
+              </w:rPr>
+              <w:t>Access, Assessment and Continuity of Care (NABH SHCO chapter 2)</w:t>
+            </w:r>
+          </w:p>
+        </w:tc>
+      </w:tr>
+      <w:tr>
+        <w:tc>
+          <w:tcPr>
+            <w:tcW w:type="pct" w:w="22%"/>
+            <w:tcBorders>
+              <w:top w:val="single" w:color="999999" w:sz="4"/>
+              <w:left w:val="single" w:color="999999" w:sz="4"/>
+              <w:bottom w:val="single" w:color="999999" w:sz="4"/>
+              <w:right w:val="single" w:color="999999" w:sz="4"/>
+            </w:tcBorders>
+            <w:shd w:fill="E8E8E8" w:val="clear"/>
+          </w:tcPr>
+          <w:p>
+            <w:r>
+              <w:rPr>
+                <w:b w:val="0"/>
+              </w:rPr>
+              <w:t>AERB</w:t>
+            </w:r>
+          </w:p>
+        </w:tc>
+        <w:tc>
+          <w:tcPr>
+            <w:tcW w:type="pct" w:w="22%"/>
+            <w:tcBorders>
+              <w:top w:val="single" w:color="999999" w:sz="4"/>
+              <w:left w:val="single" w:color="999999" w:sz="4"/>
+              <w:bottom w:val="single" w:color="999999" w:sz="4"/>
+              <w:right w:val="single" w:color="999999" w:sz="4"/>
+            </w:tcBorders>
+            <w:shd w:fill="E8E8E8" w:val="clear"/>
+          </w:tcPr>
+          <w:p>
+            <w:r>
+              <w:rPr>
+                <w:b w:val="0"/>
+              </w:rPr>
+              <w:t>Atomic Energy Regulatory Board</w:t>
+            </w:r>
+          </w:p>
+        </w:tc>
+      </w:tr>
+      <w:tr>
+        <w:tc>
+          <w:tcPr>
+            <w:tcW w:type="pct" w:w="22%"/>
+            <w:tcBorders>
+              <w:top w:val="single" w:color="999999" w:sz="4"/>
+              <w:left w:val="single" w:color="999999" w:sz="4"/>
+              <w:bottom w:val="single" w:color="999999" w:sz="4"/>
+              <w:right w:val="single" w:color="999999" w:sz="4"/>
+            </w:tcBorders>
+            <w:shd w:fill="E8E8E8" w:val="clear"/>
+          </w:tcPr>
+          <w:p>
+            <w:r>
+              <w:rPr>
+                <w:b w:val="0"/>
+              </w:rPr>
+              <w:t>CAPA</w:t>
+            </w:r>
+          </w:p>
+        </w:tc>
+        <w:tc>
+          <w:tcPr>
+            <w:tcW w:type="pct" w:w="22%"/>
+            <w:tcBorders>
+              <w:top w:val="single" w:color="999999" w:sz="4"/>
+              <w:left w:val="single" w:color="999999" w:sz="4"/>
+              <w:bottom w:val="single" w:color="999999" w:sz="4"/>
+              <w:right w:val="single" w:color="999999" w:sz="4"/>
+            </w:tcBorders>
+            <w:shd w:fill="E8E8E8" w:val="clear"/>
+          </w:tcPr>
+          <w:p>
+            <w:r>
+              <w:rPr>
+                <w:b w:val="0"/>
+              </w:rPr>
+              <w:t>corrective and preventive action</w:t>
+            </w:r>
+          </w:p>
+        </w:tc>
+      </w:tr>
+      <w:tr>
+        <w:tc>
+          <w:tcPr>
+            <w:tcW w:type="pct" w:w="22%"/>
+            <w:tcBorders>
+              <w:top w:val="single" w:color="999999" w:sz="4"/>
+              <w:left w:val="single" w:color="999999" w:sz="4"/>
+              <w:bottom w:val="single" w:color="999999" w:sz="4"/>
+              <w:right w:val="single" w:color="999999" w:sz="4"/>
+            </w:tcBorders>
+            <w:shd w:fill="E8E8E8" w:val="clear"/>
+          </w:tcPr>
+          <w:p>
+            <w:r>
+              <w:rPr>
+                <w:b w:val="0"/>
+              </w:rPr>
+              <w:t>HIC</w:t>
+            </w:r>
+          </w:p>
+        </w:tc>
+        <w:tc>
+          <w:tcPr>
+            <w:tcW w:type="pct" w:w="22%"/>
+            <w:tcBorders>
+              <w:top w:val="single" w:color="999999" w:sz="4"/>
+              <w:left w:val="single" w:color="999999" w:sz="4"/>
+              <w:bottom w:val="single" w:color="999999" w:sz="4"/>
+              <w:right w:val="single" w:color="999999" w:sz="4"/>
+            </w:tcBorders>
+            <w:shd w:fill="E8E8E8" w:val="clear"/>
+          </w:tcPr>
+          <w:p>
+            <w:r>
+              <w:rPr>
+                <w:b w:val="0"/>
+              </w:rPr>
+              <w:t>Hospital Infection Control (NABH SHCO chapter 3)</w:t>
+            </w:r>
+          </w:p>
+        </w:tc>
+      </w:tr>
+      <w:tr>
+        <w:tc>
+          <w:tcPr>
+            <w:tcW w:type="pct" w:w="22%"/>
+            <w:tcBorders>
+              <w:top w:val="single" w:color="999999" w:sz="4"/>
+              <w:left w:val="single" w:color="999999" w:sz="4"/>
+              <w:bottom w:val="single" w:color="999999" w:sz="4"/>
+              <w:right w:val="single" w:color="999999" w:sz="4"/>
+            </w:tcBorders>
+            <w:shd w:fill="E8E8E8" w:val="clear"/>
+          </w:tcPr>
+          <w:p>
+            <w:r>
+              <w:rPr>
+                <w:b w:val="0"/>
+              </w:rPr>
+              <w:t>NABL</w:t>
+            </w:r>
+          </w:p>
+        </w:tc>
+        <w:tc>
+          <w:tcPr>
+            <w:tcW w:type="pct" w:w="22%"/>
+            <w:tcBorders>
+              <w:top w:val="single" w:color="999999" w:sz="4"/>
+              <w:left w:val="single" w:color="999999" w:sz="4"/>
+              <w:bottom w:val="single" w:color="999999" w:sz="4"/>
+              <w:right w:val="single" w:color="999999" w:sz="4"/>
+            </w:tcBorders>
+            <w:shd w:fill="E8E8E8" w:val="clear"/>
+          </w:tcPr>
+          <w:p>
+            <w:r>
+              <w:rPr>
+                <w:b w:val="0"/>
+              </w:rPr>
+              <w:t>National Accreditation Board for Testing and Calibration Laboratories</w:t>
+            </w:r>
+          </w:p>
+        </w:tc>
+      </w:tr>
+      <w:tr>
+        <w:tc>
+          <w:tcPr>
+            <w:tcW w:type="pct" w:w="22%"/>
+            <w:tcBorders>
+              <w:top w:val="single" w:color="999999" w:sz="4"/>
+              <w:left w:val="single" w:color="999999" w:sz="4"/>
+              <w:bottom w:val="single" w:color="999999" w:sz="4"/>
+              <w:right w:val="single" w:color="999999" w:sz="4"/>
+            </w:tcBorders>
+            <w:shd w:fill="E8E8E8" w:val="clear"/>
+          </w:tcPr>
+          <w:p>
+            <w:r>
+              <w:rPr>
+                <w:b w:val="0"/>
+              </w:rPr>
+              <w:t>NABH</w:t>
+            </w:r>
+          </w:p>
+        </w:tc>
+        <w:tc>
+          <w:tcPr>
+            <w:tcW w:type="pct" w:w="22%"/>
+            <w:tcBorders>
+              <w:top w:val="single" w:color="999999" w:sz="4"/>
+              <w:left w:val="single" w:color="999999" w:sz="4"/>
+              <w:bottom w:val="single" w:color="999999" w:sz="4"/>
+              <w:right w:val="single" w:color="999999" w:sz="4"/>
+            </w:tcBorders>
+            <w:shd w:fill="E8E8E8" w:val="clear"/>
+          </w:tcPr>
+          <w:p>
+            <w:r>
+              <w:rPr>
+                <w:b w:val="0"/>
+              </w:rPr>
+              <w:t>National Accreditation Board for Hospitals and Healthcare Providers</w:t>
+            </w:r>
+          </w:p>
+        </w:tc>
+      </w:tr>
+      <w:tr>
+        <w:tc>
+          <w:tcPr>
+            <w:tcW w:type="pct" w:w="22%"/>
+            <w:tcBorders>
+              <w:top w:val="single" w:color="999999" w:sz="4"/>
+              <w:left w:val="single" w:color="999999" w:sz="4"/>
+              <w:bottom w:val="single" w:color="999999" w:sz="4"/>
+              <w:right w:val="single" w:color="999999" w:sz="4"/>
+            </w:tcBorders>
+            <w:shd w:fill="E8E8E8" w:val="clear"/>
+          </w:tcPr>
+          <w:p>
+            <w:r>
+              <w:rPr>
+                <w:b w:val="0"/>
+              </w:rPr>
+              <w:t>OE</w:t>
+            </w:r>
+          </w:p>
+        </w:tc>
+        <w:tc>
+          <w:tcPr>
+            <w:tcW w:type="pct" w:w="22%"/>
+            <w:tcBorders>
+              <w:top w:val="single" w:color="999999" w:sz="4"/>
+              <w:left w:val="single" w:color="999999" w:sz="4"/>
+              <w:bottom w:val="single" w:color="999999" w:sz="4"/>
+              <w:right w:val="single" w:color="999999" w:sz="4"/>
+            </w:tcBorders>
+            <w:shd w:fill="E8E8E8" w:val="clear"/>
+          </w:tcPr>
+          <w:p>
+            <w:r>
+              <w:rPr>
+                <w:b w:val="0"/>
+              </w:rPr>
+              <w:t>objective element</w:t>
+            </w:r>
+          </w:p>
+        </w:tc>
+      </w:tr>
+      <w:tr>
+        <w:tc>
+          <w:tcPr>
+            <w:tcW w:type="pct" w:w="22%"/>
+            <w:tcBorders>
+              <w:top w:val="single" w:color="999999" w:sz="4"/>
+              <w:left w:val="single" w:color="999999" w:sz="4"/>
+              <w:bottom w:val="single" w:color="999999" w:sz="4"/>
+              <w:right w:val="single" w:color="999999" w:sz="4"/>
+            </w:tcBorders>
+            <w:shd w:fill="E8E8E8" w:val="clear"/>
+          </w:tcPr>
+          <w:p>
+            <w:r>
+              <w:rPr>
+                <w:b w:val="0"/>
+              </w:rPr>
+              <w:t>PC-PNDT</w:t>
+            </w:r>
+          </w:p>
+        </w:tc>
+        <w:tc>
+          <w:tcPr>
+            <w:tcW w:type="pct" w:w="22%"/>
+            <w:tcBorders>
+              <w:top w:val="single" w:color="999999" w:sz="4"/>
+              <w:left w:val="single" w:color="999999" w:sz="4"/>
+              <w:bottom w:val="single" w:color="999999" w:sz="4"/>
+              <w:right w:val="single" w:color="999999" w:sz="4"/>
+            </w:tcBorders>
+            <w:shd w:fill="E8E8E8" w:val="clear"/>
+          </w:tcPr>
+          <w:p>
+            <w:r>
+              <w:rPr>
+                <w:b w:val="0"/>
+              </w:rPr>
+              <w:t>Pre-Conception and Pre-Natal Diagnostic Techniques (Prohibition of Sex Selection) Act, 1994</w:t>
+            </w:r>
+          </w:p>
+        </w:tc>
+      </w:tr>
+      <w:tr>
+        <w:tc>
+          <w:tcPr>
+            <w:tcW w:type="pct" w:w="22%"/>
+            <w:tcBorders>
+              <w:top w:val="single" w:color="999999" w:sz="4"/>
+              <w:left w:val="single" w:color="999999" w:sz="4"/>
+              <w:bottom w:val="single" w:color="999999" w:sz="4"/>
+              <w:right w:val="single" w:color="999999" w:sz="4"/>
+            </w:tcBorders>
+            <w:shd w:fill="E8E8E8" w:val="clear"/>
+          </w:tcPr>
+          <w:p>
+            <w:r>
+              <w:rPr>
+                <w:b w:val="0"/>
+              </w:rPr>
+              <w:t>PPE</w:t>
+            </w:r>
+          </w:p>
+        </w:tc>
+        <w:tc>
+          <w:tcPr>
+            <w:tcW w:type="pct" w:w="22%"/>
+            <w:tcBorders>
+              <w:top w:val="single" w:color="999999" w:sz="4"/>
+              <w:left w:val="single" w:color="999999" w:sz="4"/>
+              <w:bottom w:val="single" w:color="999999" w:sz="4"/>
+              <w:right w:val="single" w:color="999999" w:sz="4"/>
+            </w:tcBorders>
+            <w:shd w:fill="E8E8E8" w:val="clear"/>
+          </w:tcPr>
+          <w:p>
+            <w:r>
+              <w:rPr>
+                <w:b w:val="0"/>
+              </w:rPr>
+              <w:t>personal protective equipment</w:t>
+            </w:r>
+          </w:p>
+        </w:tc>
+      </w:tr>
+      <w:tr>
+        <w:tc>
+          <w:tcPr>
+            <w:tcW w:type="pct" w:w="22%"/>
+            <w:tcBorders>
+              <w:top w:val="single" w:color="999999" w:sz="4"/>
+              <w:left w:val="single" w:color="999999" w:sz="4"/>
+              <w:bottom w:val="single" w:color="999999" w:sz="4"/>
+              <w:right w:val="single" w:color="999999" w:sz="4"/>
+            </w:tcBorders>
+            <w:shd w:fill="E8E8E8" w:val="clear"/>
+          </w:tcPr>
+          <w:p>
+            <w:r>
+              <w:rPr>
+                <w:b w:val="0"/>
+              </w:rPr>
+              <w:t>PSQ</w:t>
+            </w:r>
+          </w:p>
+        </w:tc>
+        <w:tc>
+          <w:tcPr>
+            <w:tcW w:type="pct" w:w="22%"/>
+            <w:tcBorders>
+              <w:top w:val="single" w:color="999999" w:sz="4"/>
+              <w:left w:val="single" w:color="999999" w:sz="4"/>
+              <w:bottom w:val="single" w:color="999999" w:sz="4"/>
+              <w:right w:val="single" w:color="999999" w:sz="4"/>
+            </w:tcBorders>
+            <w:shd w:fill="E8E8E8" w:val="clear"/>
+          </w:tcPr>
+          <w:p>
+            <w:r>
+              <w:rPr>
+                <w:b w:val="0"/>
+              </w:rPr>
+              <w:t>Patient Safety and Quality (NABH SHCO chapter)</w:t>
+            </w:r>
+          </w:p>
+        </w:tc>
+      </w:tr>
+      <w:tr>
+        <w:tc>
+          <w:tcPr>
+            <w:tcW w:type="pct" w:w="22%"/>
+            <w:tcBorders>
+              <w:top w:val="single" w:color="999999" w:sz="4"/>
+              <w:left w:val="single" w:color="999999" w:sz="4"/>
+              <w:bottom w:val="single" w:color="999999" w:sz="4"/>
+              <w:right w:val="single" w:color="999999" w:sz="4"/>
+            </w:tcBorders>
+            <w:shd w:fill="E8E8E8" w:val="clear"/>
+          </w:tcPr>
+          <w:p>
+            <w:r>
+              <w:rPr>
+                <w:b w:val="0"/>
+              </w:rPr>
+              <w:t>SHCO</w:t>
+            </w:r>
+          </w:p>
+        </w:tc>
+        <w:tc>
+          <w:tcPr>
+            <w:tcW w:type="pct" w:w="22%"/>
+            <w:tcBorders>
+              <w:top w:val="single" w:color="999999" w:sz="4"/>
+              <w:left w:val="single" w:color="999999" w:sz="4"/>
+              <w:bottom w:val="single" w:color="999999" w:sz="4"/>
+              <w:right w:val="single" w:color="999999" w:sz="4"/>
+            </w:tcBorders>
+            <w:shd w:fill="E8E8E8" w:val="clear"/>
+          </w:tcPr>
+          <w:p>
+            <w:r>
+              <w:rPr>
+                <w:b w:val="0"/>
+              </w:rPr>
+              <w:t>Standards for Small Healthcare Organisations</w:t>
+            </w:r>
+          </w:p>
+        </w:tc>
+      </w:tr>
+      <w:tr>
+        <w:tc>
+          <w:tcPr>
+            <w:tcW w:type="pct" w:w="22%"/>
+            <w:tcBorders>
+              <w:top w:val="single" w:color="999999" w:sz="4"/>
+              <w:left w:val="single" w:color="999999" w:sz="4"/>
+              <w:bottom w:val="single" w:color="999999" w:sz="4"/>
+              <w:right w:val="single" w:color="999999" w:sz="4"/>
+            </w:tcBorders>
+            <w:shd w:fill="E8E8E8" w:val="clear"/>
+          </w:tcPr>
+          <w:p>
+            <w:r>
+              <w:rPr>
+                <w:b w:val="0"/>
+              </w:rPr>
+              <w:t>TAT</w:t>
+            </w:r>
+          </w:p>
+        </w:tc>
+        <w:tc>
+          <w:tcPr>
+            <w:tcW w:type="pct" w:w="22%"/>
+            <w:tcBorders>
+              <w:top w:val="single" w:color="999999" w:sz="4"/>
+              <w:left w:val="single" w:color="999999" w:sz="4"/>
+              <w:bottom w:val="single" w:color="999999" w:sz="4"/>
+              <w:right w:val="single" w:color="999999" w:sz="4"/>
+            </w:tcBorders>
+            <w:shd w:fill="E8E8E8" w:val="clear"/>
+          </w:tcPr>
+          <w:p>
+            <w:r>
+              <w:rPr>
+                <w:b w:val="0"/>
+              </w:rPr>
+              <w:t>turnaround time</w:t>
+            </w:r>
+          </w:p>
+        </w:tc>
+      </w:tr>
+    </w:tbl>
     <w:p>
       <w:pPr>
         <w:pStyle w:val="Heading1"/>

--- a/policies/build/masters/AAC.5_v2_master.docx
+++ b/policies/build/masters/AAC.5_v2_master.docx
@@ -677,7 +677,7 @@
           <w:sz w:val="22"/>
           <w:szCs w:val="22"/>
         </w:rPr>
-        <w:t xml:space="preserve">The chapter intent is that imaging services are reliable, timely, safe and quality-assured.</w:t>
+        <w:t xml:space="preserve">This policy owns imaging services. AAC.6 owns imaging safety (screening, radiation safety, signage). AAC.4 owns laboratory services. PSQ.2 owns quality indicators; imaging TAT and quality-assurance data feed PSQ.2.</w:t>
       </w:r>
     </w:p>
     <w:p>
@@ -689,19 +689,7 @@
           <w:sz w:val="22"/>
           <w:szCs w:val="22"/>
         </w:rPr>
-        <w:t xml:space="preserve">This policy owns imaging services. AAC.6 owns imaging safety (screening, radiation safety, signage). AAC.4 owns laboratory services. PSQ.2 owns quality indicators; imaging TAT and quality-assurance data feed PSQ.2.</w:t>
-      </w:r>
-    </w:p>
-    <w:p>
-      <w:pPr>
-        <w:spacing w:after="140"/>
-      </w:pPr>
-      <w:r>
-        <w:rPr>
-          <w:sz w:val="22"/>
-          <w:szCs w:val="22"/>
-        </w:rPr>
-        <w:t xml:space="preserve">TAT — turnaround time. Words marked «like this» are defaults. A blank marked «________» must be filled before issue.</w:t>
+        <w:t>TAT — turnaround time.</w:t>
       </w:r>
     </w:p>
     <w:p>
@@ -735,103 +723,6 @@
           <w:szCs w:val="22"/>
         </w:rPr>
         <w:t xml:space="preserve">It covers the nine elements AAC.5.a–i: legal compliance, scope, infrastructure and human resources, TAT, critical results, outsourcing, quality assurance programme, peer review, and calibration and maintenance.</w:t>
-      </w:r>
-    </w:p>
-    <w:p>
-      <w:pPr>
-        <w:spacing w:after="140"/>
-      </w:pPr>
-      <w:r>
-        <w:rPr>
-          <w:sz w:val="22"/>
-          <w:szCs w:val="22"/>
-        </w:rPr>
-        <w:t xml:space="preserve">Boundaries:</w:t>
-      </w:r>
-    </w:p>
-    <w:p>
-      <w:pPr>
-        <w:pStyle w:val="ListParagraph"/>
-        <w:numPr>
-          <w:ilvl w:val="0"/>
-          <w:numId w:val="1"/>
-        </w:numPr>
-        <w:spacing w:after="60"/>
-      </w:pPr>
-      <w:r>
-        <w:rPr>
-          <w:sz w:val="22"/>
-          <w:szCs w:val="22"/>
-        </w:rPr>
-        <w:t xml:space="preserve">AAC.6 owns imaging safety (patient screening, radiation safety devices, signage). This policy owns the imaging service process.</w:t>
-      </w:r>
-    </w:p>
-    <w:p>
-      <w:pPr>
-        <w:pStyle w:val="ListParagraph"/>
-        <w:numPr>
-          <w:ilvl w:val="0"/>
-          <w:numId w:val="1"/>
-        </w:numPr>
-        <w:spacing w:after="60"/>
-      </w:pPr>
-      <w:r>
-        <w:rPr>
-          <w:sz w:val="22"/>
-          <w:szCs w:val="22"/>
-        </w:rPr>
-        <w:t xml:space="preserve">AAC.4 owns laboratory services. Where point-of-care imaging and laboratory overlap, each service policy owns its quality assurance.</w:t>
-      </w:r>
-    </w:p>
-    <w:p>
-      <w:pPr>
-        <w:pStyle w:val="ListParagraph"/>
-        <w:numPr>
-          <w:ilvl w:val="0"/>
-          <w:numId w:val="1"/>
-        </w:numPr>
-        <w:spacing w:after="60"/>
-      </w:pPr>
-      <w:r>
-        <w:rPr>
-          <w:sz w:val="22"/>
-          <w:szCs w:val="22"/>
-        </w:rPr>
-        <w:t xml:space="preserve">HIC owns infection control in imaging. This policy owns the imaging process.</w:t>
-      </w:r>
-    </w:p>
-    <w:p>
-      <w:pPr>
-        <w:pStyle w:val="ListParagraph"/>
-        <w:numPr>
-          <w:ilvl w:val="0"/>
-          <w:numId w:val="1"/>
-        </w:numPr>
-        <w:spacing w:after="60"/>
-      </w:pPr>
-      <w:r>
-        <w:rPr>
-          <w:sz w:val="22"/>
-          <w:szCs w:val="22"/>
-        </w:rPr>
-        <w:t xml:space="preserve">PSQ.2 owns quality indicators. Imaging TAT and quality-assurance data feed PSQ.2.</w:t>
-      </w:r>
-    </w:p>
-    <w:p>
-      <w:pPr>
-        <w:pStyle w:val="ListParagraph"/>
-        <w:numPr>
-          <w:ilvl w:val="0"/>
-          <w:numId w:val="1"/>
-        </w:numPr>
-        <w:spacing w:after="60"/>
-      </w:pPr>
-      <w:r>
-        <w:rPr>
-          <w:sz w:val="22"/>
-          <w:szCs w:val="22"/>
-        </w:rPr>
-        <w:t xml:space="preserve">Spell out: turnaround time (TAT), personal protective equipment (PPE).</w:t>
       </w:r>
     </w:p>
     <w:p>

--- a/policies/build/masters/AAC.5_v2_master.docx
+++ b/policies/build/masters/AAC.5_v2_master.docx
@@ -666,18 +666,6 @@
           <w:szCs w:val="22"/>
         </w:rPr>
         <w:t xml:space="preserve">This policy says how «Hospital Name» provides imaging services that comply with legal requirements, are commensurate with scope, have adequate infrastructure and human resources, deliver results in standardised manner within a defined turnaround time (TAT), communicate critical results immediately, outsource on quality criteria, implement a quality assurance programme with peer review, and maintain calibration and maintenance of equipment.</w:t>
-      </w:r>
-    </w:p>
-    <w:p>
-      <w:pPr>
-        <w:spacing w:after="140"/>
-      </w:pPr>
-      <w:r>
-        <w:rPr>
-          <w:sz w:val="22"/>
-          <w:szCs w:val="22"/>
-        </w:rPr>
-        <w:t xml:space="preserve">This policy owns imaging services. AAC.6 owns imaging safety (screening, radiation safety, signage). AAC.4 owns laboratory services. PSQ.2 owns quality indicators; imaging TAT and quality-assurance data feed PSQ.2.</w:t>
       </w:r>
     </w:p>
     <w:p>

--- a/policies/build/masters/AAC.5_v2_master.docx
+++ b/policies/build/masters/AAC.5_v2_master.docx
@@ -2698,6 +2698,658 @@
         <w:t xml:space="preserve">The Nursing Superintendent holds signed acknowledgements with the induction record.</w:t>
       </w:r>
     </w:p>
+    <w:p>
+      <w:pPr>
+        <w:pStyle w:val="Heading1"/>
+        <w:spacing w:after="120" w:before="280"/>
+      </w:pPr>
+      <w:r>
+        <w:t>9. Distribution</w:t>
+      </w:r>
+    </w:p>
+    <w:p>
+      <w:pPr>
+        <w:spacing w:after="140"/>
+      </w:pPr>
+      <w:r>
+        <w:rPr>
+          <w:sz w:val="22"/>
+          <w:szCs w:val="22"/>
+        </w:rPr>
+        <w:t xml:space="preserve">Official master copy: office of the Medical Superintendent, «Hospital Name», with the Quality Coordinator.</w:t>
+      </w:r>
+    </w:p>
+    <w:p>
+      <w:pPr>
+        <w:spacing w:after="140"/>
+      </w:pPr>
+      <w:r>
+        <w:rPr>
+          <w:sz w:val="22"/>
+          <w:szCs w:val="22"/>
+        </w:rPr>
+        <w:t xml:space="preserve">Copies issued to: imaging/radiology department; emergency; every in-patient ward; out-patient; nursing administration.</w:t>
+      </w:r>
+    </w:p>
+    <w:p>
+      <w:pPr>
+        <w:spacing w:after="140"/>
+      </w:pPr>
+      <w:r>
+        <w:rPr>
+          <w:sz w:val="22"/>
+          <w:szCs w:val="22"/>
+        </w:rPr>
+        <w:t xml:space="preserve">The current version is available to all staff at the «front-office policy file» and, if the hospital keeps an intranet, at «staff intranet / policies».</w:t>
+      </w:r>
+    </w:p>
+    <w:p>
+      <w:pPr>
+        <w:spacing w:after="140"/>
+      </w:pPr>
+      <w:r>
+        <w:rPr>
+          <w:sz w:val="22"/>
+          <w:szCs w:val="22"/>
+        </w:rPr>
+        <w:t xml:space="preserve">When a new version is issued, take old copies out of use.</w:t>
+      </w:r>
+    </w:p>
+    <w:p>
+      <w:pPr>
+        <w:pStyle w:val="Heading1"/>
+        <w:spacing w:after="120" w:before="280"/>
+      </w:pPr>
+      <w:r>
+        <w:t>10. Abbreviations</w:t>
+      </w:r>
+    </w:p>
+    <w:tbl>
+      <w:tblPr>
+        <w:tblW w:type="pct" w:w="100%"/>
+        <w:tblBorders>
+          <w:top w:val="single" w:color="auto" w:sz="4"/>
+          <w:left w:val="single" w:color="auto" w:sz="4"/>
+          <w:bottom w:val="single" w:color="auto" w:sz="4"/>
+          <w:right w:val="single" w:color="auto" w:sz="4"/>
+          <w:insideH w:val="single" w:color="auto" w:sz="4"/>
+          <w:insideV w:val="single" w:color="auto" w:sz="4"/>
+        </w:tblBorders>
+      </w:tblPr>
+      <w:tblGrid>
+        <w:gridCol w:w="100"/>
+        <w:gridCol w:w="100"/>
+      </w:tblGrid>
+      <w:tr>
+        <w:tc>
+          <w:tcPr>
+            <w:tcW w:type="pct" w:w="22%"/>
+            <w:tcBorders>
+              <w:top w:val="single" w:color="999999" w:sz="4"/>
+              <w:left w:val="single" w:color="999999" w:sz="4"/>
+              <w:bottom w:val="single" w:color="999999" w:sz="4"/>
+              <w:right w:val="single" w:color="999999" w:sz="4"/>
+            </w:tcBorders>
+            <w:shd w:fill="E8E8E8" w:val="clear"/>
+          </w:tcPr>
+          <w:p>
+            <w:r>
+              <w:rPr>
+                <w:b/>
+              </w:rPr>
+              <w:t>Abbreviation</w:t>
+            </w:r>
+          </w:p>
+        </w:tc>
+        <w:tc>
+          <w:tcPr>
+            <w:tcW w:type="pct" w:w="22%"/>
+            <w:tcBorders>
+              <w:top w:val="single" w:color="999999" w:sz="4"/>
+              <w:left w:val="single" w:color="999999" w:sz="4"/>
+              <w:bottom w:val="single" w:color="999999" w:sz="4"/>
+              <w:right w:val="single" w:color="999999" w:sz="4"/>
+            </w:tcBorders>
+            <w:shd w:fill="E8E8E8" w:val="clear"/>
+          </w:tcPr>
+          <w:p>
+            <w:r>
+              <w:rPr>
+                <w:b/>
+              </w:rPr>
+              <w:t>Meaning</w:t>
+            </w:r>
+          </w:p>
+        </w:tc>
+      </w:tr>
+      <w:tr>
+        <w:tc>
+          <w:tcPr>
+            <w:tcW w:type="pct" w:w="22%"/>
+            <w:tcBorders>
+              <w:top w:val="single" w:color="999999" w:sz="4"/>
+              <w:left w:val="single" w:color="999999" w:sz="4"/>
+              <w:bottom w:val="single" w:color="999999" w:sz="4"/>
+              <w:right w:val="single" w:color="999999" w:sz="4"/>
+            </w:tcBorders>
+            <w:shd w:fill="E8E8E8" w:val="clear"/>
+          </w:tcPr>
+          <w:p>
+            <w:r>
+              <w:rPr>
+                <w:b w:val="0"/>
+              </w:rPr>
+              <w:t>AAC</w:t>
+            </w:r>
+          </w:p>
+        </w:tc>
+        <w:tc>
+          <w:tcPr>
+            <w:tcW w:type="pct" w:w="22%"/>
+            <w:tcBorders>
+              <w:top w:val="single" w:color="999999" w:sz="4"/>
+              <w:left w:val="single" w:color="999999" w:sz="4"/>
+              <w:bottom w:val="single" w:color="999999" w:sz="4"/>
+              <w:right w:val="single" w:color="999999" w:sz="4"/>
+            </w:tcBorders>
+            <w:shd w:fill="E8E8E8" w:val="clear"/>
+          </w:tcPr>
+          <w:p>
+            <w:r>
+              <w:rPr>
+                <w:b w:val="0"/>
+              </w:rPr>
+              <w:t>Access, Assessment and Continuity of Care (NABH SHCO chapter 2)</w:t>
+            </w:r>
+          </w:p>
+        </w:tc>
+      </w:tr>
+      <w:tr>
+        <w:tc>
+          <w:tcPr>
+            <w:tcW w:type="pct" w:w="22%"/>
+            <w:tcBorders>
+              <w:top w:val="single" w:color="999999" w:sz="4"/>
+              <w:left w:val="single" w:color="999999" w:sz="4"/>
+              <w:bottom w:val="single" w:color="999999" w:sz="4"/>
+              <w:right w:val="single" w:color="999999" w:sz="4"/>
+            </w:tcBorders>
+            <w:shd w:fill="E8E8E8" w:val="clear"/>
+          </w:tcPr>
+          <w:p>
+            <w:r>
+              <w:rPr>
+                <w:b w:val="0"/>
+              </w:rPr>
+              <w:t>AERB</w:t>
+            </w:r>
+          </w:p>
+        </w:tc>
+        <w:tc>
+          <w:tcPr>
+            <w:tcW w:type="pct" w:w="22%"/>
+            <w:tcBorders>
+              <w:top w:val="single" w:color="999999" w:sz="4"/>
+              <w:left w:val="single" w:color="999999" w:sz="4"/>
+              <w:bottom w:val="single" w:color="999999" w:sz="4"/>
+              <w:right w:val="single" w:color="999999" w:sz="4"/>
+            </w:tcBorders>
+            <w:shd w:fill="E8E8E8" w:val="clear"/>
+          </w:tcPr>
+          <w:p>
+            <w:r>
+              <w:rPr>
+                <w:b w:val="0"/>
+              </w:rPr>
+              <w:t>Atomic Energy Regulatory Board</w:t>
+            </w:r>
+          </w:p>
+        </w:tc>
+      </w:tr>
+      <w:tr>
+        <w:tc>
+          <w:tcPr>
+            <w:tcW w:type="pct" w:w="22%"/>
+            <w:tcBorders>
+              <w:top w:val="single" w:color="999999" w:sz="4"/>
+              <w:left w:val="single" w:color="999999" w:sz="4"/>
+              <w:bottom w:val="single" w:color="999999" w:sz="4"/>
+              <w:right w:val="single" w:color="999999" w:sz="4"/>
+            </w:tcBorders>
+            <w:shd w:fill="E8E8E8" w:val="clear"/>
+          </w:tcPr>
+          <w:p>
+            <w:r>
+              <w:rPr>
+                <w:b w:val="0"/>
+              </w:rPr>
+              <w:t>CAPA</w:t>
+            </w:r>
+          </w:p>
+        </w:tc>
+        <w:tc>
+          <w:tcPr>
+            <w:tcW w:type="pct" w:w="22%"/>
+            <w:tcBorders>
+              <w:top w:val="single" w:color="999999" w:sz="4"/>
+              <w:left w:val="single" w:color="999999" w:sz="4"/>
+              <w:bottom w:val="single" w:color="999999" w:sz="4"/>
+              <w:right w:val="single" w:color="999999" w:sz="4"/>
+            </w:tcBorders>
+            <w:shd w:fill="E8E8E8" w:val="clear"/>
+          </w:tcPr>
+          <w:p>
+            <w:r>
+              <w:rPr>
+                <w:b w:val="0"/>
+              </w:rPr>
+              <w:t>corrective and preventive action</w:t>
+            </w:r>
+          </w:p>
+        </w:tc>
+      </w:tr>
+      <w:tr>
+        <w:tc>
+          <w:tcPr>
+            <w:tcW w:type="pct" w:w="22%"/>
+            <w:tcBorders>
+              <w:top w:val="single" w:color="999999" w:sz="4"/>
+              <w:left w:val="single" w:color="999999" w:sz="4"/>
+              <w:bottom w:val="single" w:color="999999" w:sz="4"/>
+              <w:right w:val="single" w:color="999999" w:sz="4"/>
+            </w:tcBorders>
+            <w:shd w:fill="E8E8E8" w:val="clear"/>
+          </w:tcPr>
+          <w:p>
+            <w:r>
+              <w:rPr>
+                <w:b w:val="0"/>
+              </w:rPr>
+              <w:t>HIC</w:t>
+            </w:r>
+          </w:p>
+        </w:tc>
+        <w:tc>
+          <w:tcPr>
+            <w:tcW w:type="pct" w:w="22%"/>
+            <w:tcBorders>
+              <w:top w:val="single" w:color="999999" w:sz="4"/>
+              <w:left w:val="single" w:color="999999" w:sz="4"/>
+              <w:bottom w:val="single" w:color="999999" w:sz="4"/>
+              <w:right w:val="single" w:color="999999" w:sz="4"/>
+            </w:tcBorders>
+            <w:shd w:fill="E8E8E8" w:val="clear"/>
+          </w:tcPr>
+          <w:p>
+            <w:r>
+              <w:rPr>
+                <w:b w:val="0"/>
+              </w:rPr>
+              <w:t>Hospital Infection Control (NABH SHCO chapter 3)</w:t>
+            </w:r>
+          </w:p>
+        </w:tc>
+      </w:tr>
+      <w:tr>
+        <w:tc>
+          <w:tcPr>
+            <w:tcW w:type="pct" w:w="22%"/>
+            <w:tcBorders>
+              <w:top w:val="single" w:color="999999" w:sz="4"/>
+              <w:left w:val="single" w:color="999999" w:sz="4"/>
+              <w:bottom w:val="single" w:color="999999" w:sz="4"/>
+              <w:right w:val="single" w:color="999999" w:sz="4"/>
+            </w:tcBorders>
+            <w:shd w:fill="E8E8E8" w:val="clear"/>
+          </w:tcPr>
+          <w:p>
+            <w:r>
+              <w:rPr>
+                <w:b w:val="0"/>
+              </w:rPr>
+              <w:t>NABL</w:t>
+            </w:r>
+          </w:p>
+        </w:tc>
+        <w:tc>
+          <w:tcPr>
+            <w:tcW w:type="pct" w:w="22%"/>
+            <w:tcBorders>
+              <w:top w:val="single" w:color="999999" w:sz="4"/>
+              <w:left w:val="single" w:color="999999" w:sz="4"/>
+              <w:bottom w:val="single" w:color="999999" w:sz="4"/>
+              <w:right w:val="single" w:color="999999" w:sz="4"/>
+            </w:tcBorders>
+            <w:shd w:fill="E8E8E8" w:val="clear"/>
+          </w:tcPr>
+          <w:p>
+            <w:r>
+              <w:rPr>
+                <w:b w:val="0"/>
+              </w:rPr>
+              <w:t>National Accreditation Board for Testing and Calibration Laboratories</w:t>
+            </w:r>
+          </w:p>
+        </w:tc>
+      </w:tr>
+      <w:tr>
+        <w:tc>
+          <w:tcPr>
+            <w:tcW w:type="pct" w:w="22%"/>
+            <w:tcBorders>
+              <w:top w:val="single" w:color="999999" w:sz="4"/>
+              <w:left w:val="single" w:color="999999" w:sz="4"/>
+              <w:bottom w:val="single" w:color="999999" w:sz="4"/>
+              <w:right w:val="single" w:color="999999" w:sz="4"/>
+            </w:tcBorders>
+            <w:shd w:fill="E8E8E8" w:val="clear"/>
+          </w:tcPr>
+          <w:p>
+            <w:r>
+              <w:rPr>
+                <w:b w:val="0"/>
+              </w:rPr>
+              <w:t>NABH</w:t>
+            </w:r>
+          </w:p>
+        </w:tc>
+        <w:tc>
+          <w:tcPr>
+            <w:tcW w:type="pct" w:w="22%"/>
+            <w:tcBorders>
+              <w:top w:val="single" w:color="999999" w:sz="4"/>
+              <w:left w:val="single" w:color="999999" w:sz="4"/>
+              <w:bottom w:val="single" w:color="999999" w:sz="4"/>
+              <w:right w:val="single" w:color="999999" w:sz="4"/>
+            </w:tcBorders>
+            <w:shd w:fill="E8E8E8" w:val="clear"/>
+          </w:tcPr>
+          <w:p>
+            <w:r>
+              <w:rPr>
+                <w:b w:val="0"/>
+              </w:rPr>
+              <w:t>National Accreditation Board for Hospitals and Healthcare Providers</w:t>
+            </w:r>
+          </w:p>
+        </w:tc>
+      </w:tr>
+      <w:tr>
+        <w:tc>
+          <w:tcPr>
+            <w:tcW w:type="pct" w:w="22%"/>
+            <w:tcBorders>
+              <w:top w:val="single" w:color="999999" w:sz="4"/>
+              <w:left w:val="single" w:color="999999" w:sz="4"/>
+              <w:bottom w:val="single" w:color="999999" w:sz="4"/>
+              <w:right w:val="single" w:color="999999" w:sz="4"/>
+            </w:tcBorders>
+            <w:shd w:fill="E8E8E8" w:val="clear"/>
+          </w:tcPr>
+          <w:p>
+            <w:r>
+              <w:rPr>
+                <w:b w:val="0"/>
+              </w:rPr>
+              <w:t>OE</w:t>
+            </w:r>
+          </w:p>
+        </w:tc>
+        <w:tc>
+          <w:tcPr>
+            <w:tcW w:type="pct" w:w="22%"/>
+            <w:tcBorders>
+              <w:top w:val="single" w:color="999999" w:sz="4"/>
+              <w:left w:val="single" w:color="999999" w:sz="4"/>
+              <w:bottom w:val="single" w:color="999999" w:sz="4"/>
+              <w:right w:val="single" w:color="999999" w:sz="4"/>
+            </w:tcBorders>
+            <w:shd w:fill="E8E8E8" w:val="clear"/>
+          </w:tcPr>
+          <w:p>
+            <w:r>
+              <w:rPr>
+                <w:b w:val="0"/>
+              </w:rPr>
+              <w:t>objective element</w:t>
+            </w:r>
+          </w:p>
+        </w:tc>
+      </w:tr>
+      <w:tr>
+        <w:tc>
+          <w:tcPr>
+            <w:tcW w:type="pct" w:w="22%"/>
+            <w:tcBorders>
+              <w:top w:val="single" w:color="999999" w:sz="4"/>
+              <w:left w:val="single" w:color="999999" w:sz="4"/>
+              <w:bottom w:val="single" w:color="999999" w:sz="4"/>
+              <w:right w:val="single" w:color="999999" w:sz="4"/>
+            </w:tcBorders>
+            <w:shd w:fill="E8E8E8" w:val="clear"/>
+          </w:tcPr>
+          <w:p>
+            <w:r>
+              <w:rPr>
+                <w:b w:val="0"/>
+              </w:rPr>
+              <w:t>PC-PNDT</w:t>
+            </w:r>
+          </w:p>
+        </w:tc>
+        <w:tc>
+          <w:tcPr>
+            <w:tcW w:type="pct" w:w="22%"/>
+            <w:tcBorders>
+              <w:top w:val="single" w:color="999999" w:sz="4"/>
+              <w:left w:val="single" w:color="999999" w:sz="4"/>
+              <w:bottom w:val="single" w:color="999999" w:sz="4"/>
+              <w:right w:val="single" w:color="999999" w:sz="4"/>
+            </w:tcBorders>
+            <w:shd w:fill="E8E8E8" w:val="clear"/>
+          </w:tcPr>
+          <w:p>
+            <w:r>
+              <w:rPr>
+                <w:b w:val="0"/>
+              </w:rPr>
+              <w:t>Pre-Conception and Pre-Natal Diagnostic Techniques (Prohibition of Sex Selection) Act, 1994</w:t>
+            </w:r>
+          </w:p>
+        </w:tc>
+      </w:tr>
+      <w:tr>
+        <w:tc>
+          <w:tcPr>
+            <w:tcW w:type="pct" w:w="22%"/>
+            <w:tcBorders>
+              <w:top w:val="single" w:color="999999" w:sz="4"/>
+              <w:left w:val="single" w:color="999999" w:sz="4"/>
+              <w:bottom w:val="single" w:color="999999" w:sz="4"/>
+              <w:right w:val="single" w:color="999999" w:sz="4"/>
+            </w:tcBorders>
+            <w:shd w:fill="E8E8E8" w:val="clear"/>
+          </w:tcPr>
+          <w:p>
+            <w:r>
+              <w:rPr>
+                <w:b w:val="0"/>
+              </w:rPr>
+              <w:t>PPE</w:t>
+            </w:r>
+          </w:p>
+        </w:tc>
+        <w:tc>
+          <w:tcPr>
+            <w:tcW w:type="pct" w:w="22%"/>
+            <w:tcBorders>
+              <w:top w:val="single" w:color="999999" w:sz="4"/>
+              <w:left w:val="single" w:color="999999" w:sz="4"/>
+              <w:bottom w:val="single" w:color="999999" w:sz="4"/>
+              <w:right w:val="single" w:color="999999" w:sz="4"/>
+            </w:tcBorders>
+            <w:shd w:fill="E8E8E8" w:val="clear"/>
+          </w:tcPr>
+          <w:p>
+            <w:r>
+              <w:rPr>
+                <w:b w:val="0"/>
+              </w:rPr>
+              <w:t>personal protective equipment</w:t>
+            </w:r>
+          </w:p>
+        </w:tc>
+      </w:tr>
+      <w:tr>
+        <w:tc>
+          <w:tcPr>
+            <w:tcW w:type="pct" w:w="22%"/>
+            <w:tcBorders>
+              <w:top w:val="single" w:color="999999" w:sz="4"/>
+              <w:left w:val="single" w:color="999999" w:sz="4"/>
+              <w:bottom w:val="single" w:color="999999" w:sz="4"/>
+              <w:right w:val="single" w:color="999999" w:sz="4"/>
+            </w:tcBorders>
+            <w:shd w:fill="E8E8E8" w:val="clear"/>
+          </w:tcPr>
+          <w:p>
+            <w:r>
+              <w:rPr>
+                <w:b w:val="0"/>
+              </w:rPr>
+              <w:t>PSQ</w:t>
+            </w:r>
+          </w:p>
+        </w:tc>
+        <w:tc>
+          <w:tcPr>
+            <w:tcW w:type="pct" w:w="22%"/>
+            <w:tcBorders>
+              <w:top w:val="single" w:color="999999" w:sz="4"/>
+              <w:left w:val="single" w:color="999999" w:sz="4"/>
+              <w:bottom w:val="single" w:color="999999" w:sz="4"/>
+              <w:right w:val="single" w:color="999999" w:sz="4"/>
+            </w:tcBorders>
+            <w:shd w:fill="E8E8E8" w:val="clear"/>
+          </w:tcPr>
+          <w:p>
+            <w:r>
+              <w:rPr>
+                <w:b w:val="0"/>
+              </w:rPr>
+              <w:t>Patient Safety and Quality (NABH SHCO chapter)</w:t>
+            </w:r>
+          </w:p>
+        </w:tc>
+      </w:tr>
+      <w:tr>
+        <w:tc>
+          <w:tcPr>
+            <w:tcW w:type="pct" w:w="22%"/>
+            <w:tcBorders>
+              <w:top w:val="single" w:color="999999" w:sz="4"/>
+              <w:left w:val="single" w:color="999999" w:sz="4"/>
+              <w:bottom w:val="single" w:color="999999" w:sz="4"/>
+              <w:right w:val="single" w:color="999999" w:sz="4"/>
+            </w:tcBorders>
+            <w:shd w:fill="E8E8E8" w:val="clear"/>
+          </w:tcPr>
+          <w:p>
+            <w:r>
+              <w:rPr>
+                <w:b w:val="0"/>
+              </w:rPr>
+              <w:t>SHCO</w:t>
+            </w:r>
+          </w:p>
+        </w:tc>
+        <w:tc>
+          <w:tcPr>
+            <w:tcW w:type="pct" w:w="22%"/>
+            <w:tcBorders>
+              <w:top w:val="single" w:color="999999" w:sz="4"/>
+              <w:left w:val="single" w:color="999999" w:sz="4"/>
+              <w:bottom w:val="single" w:color="999999" w:sz="4"/>
+              <w:right w:val="single" w:color="999999" w:sz="4"/>
+            </w:tcBorders>
+            <w:shd w:fill="E8E8E8" w:val="clear"/>
+          </w:tcPr>
+          <w:p>
+            <w:r>
+              <w:rPr>
+                <w:b w:val="0"/>
+              </w:rPr>
+              <w:t>Standards for Small Healthcare Organisations</w:t>
+            </w:r>
+          </w:p>
+        </w:tc>
+      </w:tr>
+      <w:tr>
+        <w:tc>
+          <w:tcPr>
+            <w:tcW w:type="pct" w:w="22%"/>
+            <w:tcBorders>
+              <w:top w:val="single" w:color="999999" w:sz="4"/>
+              <w:left w:val="single" w:color="999999" w:sz="4"/>
+              <w:bottom w:val="single" w:color="999999" w:sz="4"/>
+              <w:right w:val="single" w:color="999999" w:sz="4"/>
+            </w:tcBorders>
+            <w:shd w:fill="E8E8E8" w:val="clear"/>
+          </w:tcPr>
+          <w:p>
+            <w:r>
+              <w:rPr>
+                <w:b w:val="0"/>
+              </w:rPr>
+              <w:t>TAT</w:t>
+            </w:r>
+          </w:p>
+        </w:tc>
+        <w:tc>
+          <w:tcPr>
+            <w:tcW w:type="pct" w:w="22%"/>
+            <w:tcBorders>
+              <w:top w:val="single" w:color="999999" w:sz="4"/>
+              <w:left w:val="single" w:color="999999" w:sz="4"/>
+              <w:bottom w:val="single" w:color="999999" w:sz="4"/>
+              <w:right w:val="single" w:color="999999" w:sz="4"/>
+            </w:tcBorders>
+            <w:shd w:fill="E8E8E8" w:val="clear"/>
+          </w:tcPr>
+          <w:p>
+            <w:r>
+              <w:rPr>
+                <w:b w:val="0"/>
+              </w:rPr>
+              <w:t>turnaround time</w:t>
+            </w:r>
+          </w:p>
+        </w:tc>
+      </w:tr>
+    </w:tbl>
+    <w:p>
+      <w:pPr>
+        <w:pStyle w:val="Heading1"/>
+        <w:spacing w:after="120" w:before="280"/>
+      </w:pPr>
+      <w:r>
+        <w:t>11. Traceability to NABH SHCO 3rd Edition AAC.5</w:t>
+      </w:r>
+    </w:p>
+    <w:p>
+      <w:pPr>
+        <w:spacing w:after="120"/>
+      </w:pPr>
+      <w:r>
+        <w:rPr>
+          <w:i/>
+          <w:iCs/>
+          <w:sz w:val="20"/>
+          <w:szCs w:val="20"/>
+        </w:rPr>
+        <w:t xml:space="preserve">This table is an index. It is not how the policy is organised.</w:t>
+      </w:r>
+    </w:p>
     <w:tbl>
       <w:tblPr>
         <w:tblW w:type="pct" w:w="100%"/>
@@ -3786,658 +4438,6 @@
         </w:tc>
       </w:tr>
     </w:tbl>
-    <w:p>
-      <w:pPr>
-        <w:pStyle w:val="Heading1"/>
-        <w:spacing w:after="120" w:before="280"/>
-      </w:pPr>
-      <w:r>
-        <w:t>9. Distribution</w:t>
-      </w:r>
-    </w:p>
-    <w:p>
-      <w:pPr>
-        <w:spacing w:after="140"/>
-      </w:pPr>
-      <w:r>
-        <w:rPr>
-          <w:sz w:val="22"/>
-          <w:szCs w:val="22"/>
-        </w:rPr>
-        <w:t xml:space="preserve">Official master copy: office of the Medical Superintendent, «Hospital Name», with the Quality Coordinator.</w:t>
-      </w:r>
-    </w:p>
-    <w:p>
-      <w:pPr>
-        <w:spacing w:after="140"/>
-      </w:pPr>
-      <w:r>
-        <w:rPr>
-          <w:sz w:val="22"/>
-          <w:szCs w:val="22"/>
-        </w:rPr>
-        <w:t xml:space="preserve">Copies issued to: imaging/radiology department; emergency; every in-patient ward; out-patient; nursing administration.</w:t>
-      </w:r>
-    </w:p>
-    <w:p>
-      <w:pPr>
-        <w:spacing w:after="140"/>
-      </w:pPr>
-      <w:r>
-        <w:rPr>
-          <w:sz w:val="22"/>
-          <w:szCs w:val="22"/>
-        </w:rPr>
-        <w:t xml:space="preserve">The current version is available to all staff at the «front-office policy file» and, if the hospital keeps an intranet, at «staff intranet / policies».</w:t>
-      </w:r>
-    </w:p>
-    <w:p>
-      <w:pPr>
-        <w:spacing w:after="140"/>
-      </w:pPr>
-      <w:r>
-        <w:rPr>
-          <w:sz w:val="22"/>
-          <w:szCs w:val="22"/>
-        </w:rPr>
-        <w:t xml:space="preserve">When a new version is issued, take old copies out of use.</w:t>
-      </w:r>
-    </w:p>
-    <w:p>
-      <w:pPr>
-        <w:pStyle w:val="Heading1"/>
-        <w:spacing w:after="120" w:before="280"/>
-      </w:pPr>
-      <w:r>
-        <w:t>10. Abbreviations</w:t>
-      </w:r>
-    </w:p>
-    <w:tbl>
-      <w:tblPr>
-        <w:tblW w:type="pct" w:w="100%"/>
-        <w:tblBorders>
-          <w:top w:val="single" w:color="auto" w:sz="4"/>
-          <w:left w:val="single" w:color="auto" w:sz="4"/>
-          <w:bottom w:val="single" w:color="auto" w:sz="4"/>
-          <w:right w:val="single" w:color="auto" w:sz="4"/>
-          <w:insideH w:val="single" w:color="auto" w:sz="4"/>
-          <w:insideV w:val="single" w:color="auto" w:sz="4"/>
-        </w:tblBorders>
-      </w:tblPr>
-      <w:tblGrid>
-        <w:gridCol w:w="100"/>
-        <w:gridCol w:w="100"/>
-      </w:tblGrid>
-      <w:tr>
-        <w:tc>
-          <w:tcPr>
-            <w:tcW w:type="pct" w:w="22%"/>
-            <w:tcBorders>
-              <w:top w:val="single" w:color="999999" w:sz="4"/>
-              <w:left w:val="single" w:color="999999" w:sz="4"/>
-              <w:bottom w:val="single" w:color="999999" w:sz="4"/>
-              <w:right w:val="single" w:color="999999" w:sz="4"/>
-            </w:tcBorders>
-            <w:shd w:fill="E8E8E8" w:val="clear"/>
-          </w:tcPr>
-          <w:p>
-            <w:r>
-              <w:rPr>
-                <w:b/>
-              </w:rPr>
-              <w:t>Abbreviation</w:t>
-            </w:r>
-          </w:p>
-        </w:tc>
-        <w:tc>
-          <w:tcPr>
-            <w:tcW w:type="pct" w:w="22%"/>
-            <w:tcBorders>
-              <w:top w:val="single" w:color="999999" w:sz="4"/>
-              <w:left w:val="single" w:color="999999" w:sz="4"/>
-              <w:bottom w:val="single" w:color="999999" w:sz="4"/>
-              <w:right w:val="single" w:color="999999" w:sz="4"/>
-            </w:tcBorders>
-            <w:shd w:fill="E8E8E8" w:val="clear"/>
-          </w:tcPr>
-          <w:p>
-            <w:r>
-              <w:rPr>
-                <w:b/>
-              </w:rPr>
-              <w:t>Meaning</w:t>
-            </w:r>
-          </w:p>
-        </w:tc>
-      </w:tr>
-      <w:tr>
-        <w:tc>
-          <w:tcPr>
-            <w:tcW w:type="pct" w:w="22%"/>
-            <w:tcBorders>
-              <w:top w:val="single" w:color="999999" w:sz="4"/>
-              <w:left w:val="single" w:color="999999" w:sz="4"/>
-              <w:bottom w:val="single" w:color="999999" w:sz="4"/>
-              <w:right w:val="single" w:color="999999" w:sz="4"/>
-            </w:tcBorders>
-            <w:shd w:fill="E8E8E8" w:val="clear"/>
-          </w:tcPr>
-          <w:p>
-            <w:r>
-              <w:rPr>
-                <w:b w:val="0"/>
-              </w:rPr>
-              <w:t>AAC</w:t>
-            </w:r>
-          </w:p>
-        </w:tc>
-        <w:tc>
-          <w:tcPr>
-            <w:tcW w:type="pct" w:w="22%"/>
-            <w:tcBorders>
-              <w:top w:val="single" w:color="999999" w:sz="4"/>
-              <w:left w:val="single" w:color="999999" w:sz="4"/>
-              <w:bottom w:val="single" w:color="999999" w:sz="4"/>
-              <w:right w:val="single" w:color="999999" w:sz="4"/>
-            </w:tcBorders>
-            <w:shd w:fill="E8E8E8" w:val="clear"/>
-          </w:tcPr>
-          <w:p>
-            <w:r>
-              <w:rPr>
-                <w:b w:val="0"/>
-              </w:rPr>
-              <w:t>Access, Assessment and Continuity of Care (NABH SHCO chapter 2)</w:t>
-            </w:r>
-          </w:p>
-        </w:tc>
-      </w:tr>
-      <w:tr>
-        <w:tc>
-          <w:tcPr>
-            <w:tcW w:type="pct" w:w="22%"/>
-            <w:tcBorders>
-              <w:top w:val="single" w:color="999999" w:sz="4"/>
-              <w:left w:val="single" w:color="999999" w:sz="4"/>
-              <w:bottom w:val="single" w:color="999999" w:sz="4"/>
-              <w:right w:val="single" w:color="999999" w:sz="4"/>
-            </w:tcBorders>
-            <w:shd w:fill="E8E8E8" w:val="clear"/>
-          </w:tcPr>
-          <w:p>
-            <w:r>
-              <w:rPr>
-                <w:b w:val="0"/>
-              </w:rPr>
-              <w:t>AERB</w:t>
-            </w:r>
-          </w:p>
-        </w:tc>
-        <w:tc>
-          <w:tcPr>
-            <w:tcW w:type="pct" w:w="22%"/>
-            <w:tcBorders>
-              <w:top w:val="single" w:color="999999" w:sz="4"/>
-              <w:left w:val="single" w:color="999999" w:sz="4"/>
-              <w:bottom w:val="single" w:color="999999" w:sz="4"/>
-              <w:right w:val="single" w:color="999999" w:sz="4"/>
-            </w:tcBorders>
-            <w:shd w:fill="E8E8E8" w:val="clear"/>
-          </w:tcPr>
-          <w:p>
-            <w:r>
-              <w:rPr>
-                <w:b w:val="0"/>
-              </w:rPr>
-              <w:t>Atomic Energy Regulatory Board</w:t>
-            </w:r>
-          </w:p>
-        </w:tc>
-      </w:tr>
-      <w:tr>
-        <w:tc>
-          <w:tcPr>
-            <w:tcW w:type="pct" w:w="22%"/>
-            <w:tcBorders>
-              <w:top w:val="single" w:color="999999" w:sz="4"/>
-              <w:left w:val="single" w:color="999999" w:sz="4"/>
-              <w:bottom w:val="single" w:color="999999" w:sz="4"/>
-              <w:right w:val="single" w:color="999999" w:sz="4"/>
-            </w:tcBorders>
-            <w:shd w:fill="E8E8E8" w:val="clear"/>
-          </w:tcPr>
-          <w:p>
-            <w:r>
-              <w:rPr>
-                <w:b w:val="0"/>
-              </w:rPr>
-              <w:t>CAPA</w:t>
-            </w:r>
-          </w:p>
-        </w:tc>
-        <w:tc>
-          <w:tcPr>
-            <w:tcW w:type="pct" w:w="22%"/>
-            <w:tcBorders>
-              <w:top w:val="single" w:color="999999" w:sz="4"/>
-              <w:left w:val="single" w:color="999999" w:sz="4"/>
-              <w:bottom w:val="single" w:color="999999" w:sz="4"/>
-              <w:right w:val="single" w:color="999999" w:sz="4"/>
-            </w:tcBorders>
-            <w:shd w:fill="E8E8E8" w:val="clear"/>
-          </w:tcPr>
-          <w:p>
-            <w:r>
-              <w:rPr>
-                <w:b w:val="0"/>
-              </w:rPr>
-              <w:t>corrective and preventive action</w:t>
-            </w:r>
-          </w:p>
-        </w:tc>
-      </w:tr>
-      <w:tr>
-        <w:tc>
-          <w:tcPr>
-            <w:tcW w:type="pct" w:w="22%"/>
-            <w:tcBorders>
-              <w:top w:val="single" w:color="999999" w:sz="4"/>
-              <w:left w:val="single" w:color="999999" w:sz="4"/>
-              <w:bottom w:val="single" w:color="999999" w:sz="4"/>
-              <w:right w:val="single" w:color="999999" w:sz="4"/>
-            </w:tcBorders>
-            <w:shd w:fill="E8E8E8" w:val="clear"/>
-          </w:tcPr>
-          <w:p>
-            <w:r>
-              <w:rPr>
-                <w:b w:val="0"/>
-              </w:rPr>
-              <w:t>HIC</w:t>
-            </w:r>
-          </w:p>
-        </w:tc>
-        <w:tc>
-          <w:tcPr>
-            <w:tcW w:type="pct" w:w="22%"/>
-            <w:tcBorders>
-              <w:top w:val="single" w:color="999999" w:sz="4"/>
-              <w:left w:val="single" w:color="999999" w:sz="4"/>
-              <w:bottom w:val="single" w:color="999999" w:sz="4"/>
-              <w:right w:val="single" w:color="999999" w:sz="4"/>
-            </w:tcBorders>
-            <w:shd w:fill="E8E8E8" w:val="clear"/>
-          </w:tcPr>
-          <w:p>
-            <w:r>
-              <w:rPr>
-                <w:b w:val="0"/>
-              </w:rPr>
-              <w:t>Hospital Infection Control (NABH SHCO chapter 3)</w:t>
-            </w:r>
-          </w:p>
-        </w:tc>
-      </w:tr>
-      <w:tr>
-        <w:tc>
-          <w:tcPr>
-            <w:tcW w:type="pct" w:w="22%"/>
-            <w:tcBorders>
-              <w:top w:val="single" w:color="999999" w:sz="4"/>
-              <w:left w:val="single" w:color="999999" w:sz="4"/>
-              <w:bottom w:val="single" w:color="999999" w:sz="4"/>
-              <w:right w:val="single" w:color="999999" w:sz="4"/>
-            </w:tcBorders>
-            <w:shd w:fill="E8E8E8" w:val="clear"/>
-          </w:tcPr>
-          <w:p>
-            <w:r>
-              <w:rPr>
-                <w:b w:val="0"/>
-              </w:rPr>
-              <w:t>NABL</w:t>
-            </w:r>
-          </w:p>
-        </w:tc>
-        <w:tc>
-          <w:tcPr>
-            <w:tcW w:type="pct" w:w="22%"/>
-            <w:tcBorders>
-              <w:top w:val="single" w:color="999999" w:sz="4"/>
-              <w:left w:val="single" w:color="999999" w:sz="4"/>
-              <w:bottom w:val="single" w:color="999999" w:sz="4"/>
-              <w:right w:val="single" w:color="999999" w:sz="4"/>
-            </w:tcBorders>
-            <w:shd w:fill="E8E8E8" w:val="clear"/>
-          </w:tcPr>
-          <w:p>
-            <w:r>
-              <w:rPr>
-                <w:b w:val="0"/>
-              </w:rPr>
-              <w:t>National Accreditation Board for Testing and Calibration Laboratories</w:t>
-            </w:r>
-          </w:p>
-        </w:tc>
-      </w:tr>
-      <w:tr>
-        <w:tc>
-          <w:tcPr>
-            <w:tcW w:type="pct" w:w="22%"/>
-            <w:tcBorders>
-              <w:top w:val="single" w:color="999999" w:sz="4"/>
-              <w:left w:val="single" w:color="999999" w:sz="4"/>
-              <w:bottom w:val="single" w:color="999999" w:sz="4"/>
-              <w:right w:val="single" w:color="999999" w:sz="4"/>
-            </w:tcBorders>
-            <w:shd w:fill="E8E8E8" w:val="clear"/>
-          </w:tcPr>
-          <w:p>
-            <w:r>
-              <w:rPr>
-                <w:b w:val="0"/>
-              </w:rPr>
-              <w:t>NABH</w:t>
-            </w:r>
-          </w:p>
-        </w:tc>
-        <w:tc>
-          <w:tcPr>
-            <w:tcW w:type="pct" w:w="22%"/>
-            <w:tcBorders>
-              <w:top w:val="single" w:color="999999" w:sz="4"/>
-              <w:left w:val="single" w:color="999999" w:sz="4"/>
-              <w:bottom w:val="single" w:color="999999" w:sz="4"/>
-              <w:right w:val="single" w:color="999999" w:sz="4"/>
-            </w:tcBorders>
-            <w:shd w:fill="E8E8E8" w:val="clear"/>
-          </w:tcPr>
-          <w:p>
-            <w:r>
-              <w:rPr>
-                <w:b w:val="0"/>
-              </w:rPr>
-              <w:t>National Accreditation Board for Hospitals and Healthcare Providers</w:t>
-            </w:r>
-          </w:p>
-        </w:tc>
-      </w:tr>
-      <w:tr>
-        <w:tc>
-          <w:tcPr>
-            <w:tcW w:type="pct" w:w="22%"/>
-            <w:tcBorders>
-              <w:top w:val="single" w:color="999999" w:sz="4"/>
-              <w:left w:val="single" w:color="999999" w:sz="4"/>
-              <w:bottom w:val="single" w:color="999999" w:sz="4"/>
-              <w:right w:val="single" w:color="999999" w:sz="4"/>
-            </w:tcBorders>
-            <w:shd w:fill="E8E8E8" w:val="clear"/>
-          </w:tcPr>
-          <w:p>
-            <w:r>
-              <w:rPr>
-                <w:b w:val="0"/>
-              </w:rPr>
-              <w:t>OE</w:t>
-            </w:r>
-          </w:p>
-        </w:tc>
-        <w:tc>
-          <w:tcPr>
-            <w:tcW w:type="pct" w:w="22%"/>
-            <w:tcBorders>
-              <w:top w:val="single" w:color="999999" w:sz="4"/>
-              <w:left w:val="single" w:color="999999" w:sz="4"/>
-              <w:bottom w:val="single" w:color="999999" w:sz="4"/>
-              <w:right w:val="single" w:color="999999" w:sz="4"/>
-            </w:tcBorders>
-            <w:shd w:fill="E8E8E8" w:val="clear"/>
-          </w:tcPr>
-          <w:p>
-            <w:r>
-              <w:rPr>
-                <w:b w:val="0"/>
-              </w:rPr>
-              <w:t>objective element</w:t>
-            </w:r>
-          </w:p>
-        </w:tc>
-      </w:tr>
-      <w:tr>
-        <w:tc>
-          <w:tcPr>
-            <w:tcW w:type="pct" w:w="22%"/>
-            <w:tcBorders>
-              <w:top w:val="single" w:color="999999" w:sz="4"/>
-              <w:left w:val="single" w:color="999999" w:sz="4"/>
-              <w:bottom w:val="single" w:color="999999" w:sz="4"/>
-              <w:right w:val="single" w:color="999999" w:sz="4"/>
-            </w:tcBorders>
-            <w:shd w:fill="E8E8E8" w:val="clear"/>
-          </w:tcPr>
-          <w:p>
-            <w:r>
-              <w:rPr>
-                <w:b w:val="0"/>
-              </w:rPr>
-              <w:t>PC-PNDT</w:t>
-            </w:r>
-          </w:p>
-        </w:tc>
-        <w:tc>
-          <w:tcPr>
-            <w:tcW w:type="pct" w:w="22%"/>
-            <w:tcBorders>
-              <w:top w:val="single" w:color="999999" w:sz="4"/>
-              <w:left w:val="single" w:color="999999" w:sz="4"/>
-              <w:bottom w:val="single" w:color="999999" w:sz="4"/>
-              <w:right w:val="single" w:color="999999" w:sz="4"/>
-            </w:tcBorders>
-            <w:shd w:fill="E8E8E8" w:val="clear"/>
-          </w:tcPr>
-          <w:p>
-            <w:r>
-              <w:rPr>
-                <w:b w:val="0"/>
-              </w:rPr>
-              <w:t>Pre-Conception and Pre-Natal Diagnostic Techniques (Prohibition of Sex Selection) Act, 1994</w:t>
-            </w:r>
-          </w:p>
-        </w:tc>
-      </w:tr>
-      <w:tr>
-        <w:tc>
-          <w:tcPr>
-            <w:tcW w:type="pct" w:w="22%"/>
-            <w:tcBorders>
-              <w:top w:val="single" w:color="999999" w:sz="4"/>
-              <w:left w:val="single" w:color="999999" w:sz="4"/>
-              <w:bottom w:val="single" w:color="999999" w:sz="4"/>
-              <w:right w:val="single" w:color="999999" w:sz="4"/>
-            </w:tcBorders>
-            <w:shd w:fill="E8E8E8" w:val="clear"/>
-          </w:tcPr>
-          <w:p>
-            <w:r>
-              <w:rPr>
-                <w:b w:val="0"/>
-              </w:rPr>
-              <w:t>PPE</w:t>
-            </w:r>
-          </w:p>
-        </w:tc>
-        <w:tc>
-          <w:tcPr>
-            <w:tcW w:type="pct" w:w="22%"/>
-            <w:tcBorders>
-              <w:top w:val="single" w:color="999999" w:sz="4"/>
-              <w:left w:val="single" w:color="999999" w:sz="4"/>
-              <w:bottom w:val="single" w:color="999999" w:sz="4"/>
-              <w:right w:val="single" w:color="999999" w:sz="4"/>
-            </w:tcBorders>
-            <w:shd w:fill="E8E8E8" w:val="clear"/>
-          </w:tcPr>
-          <w:p>
-            <w:r>
-              <w:rPr>
-                <w:b w:val="0"/>
-              </w:rPr>
-              <w:t>personal protective equipment</w:t>
-            </w:r>
-          </w:p>
-        </w:tc>
-      </w:tr>
-      <w:tr>
-        <w:tc>
-          <w:tcPr>
-            <w:tcW w:type="pct" w:w="22%"/>
-            <w:tcBorders>
-              <w:top w:val="single" w:color="999999" w:sz="4"/>
-              <w:left w:val="single" w:color="999999" w:sz="4"/>
-              <w:bottom w:val="single" w:color="999999" w:sz="4"/>
-              <w:right w:val="single" w:color="999999" w:sz="4"/>
-            </w:tcBorders>
-            <w:shd w:fill="E8E8E8" w:val="clear"/>
-          </w:tcPr>
-          <w:p>
-            <w:r>
-              <w:rPr>
-                <w:b w:val="0"/>
-              </w:rPr>
-              <w:t>PSQ</w:t>
-            </w:r>
-          </w:p>
-        </w:tc>
-        <w:tc>
-          <w:tcPr>
-            <w:tcW w:type="pct" w:w="22%"/>
-            <w:tcBorders>
-              <w:top w:val="single" w:color="999999" w:sz="4"/>
-              <w:left w:val="single" w:color="999999" w:sz="4"/>
-              <w:bottom w:val="single" w:color="999999" w:sz="4"/>
-              <w:right w:val="single" w:color="999999" w:sz="4"/>
-            </w:tcBorders>
-            <w:shd w:fill="E8E8E8" w:val="clear"/>
-          </w:tcPr>
-          <w:p>
-            <w:r>
-              <w:rPr>
-                <w:b w:val="0"/>
-              </w:rPr>
-              <w:t>Patient Safety and Quality (NABH SHCO chapter)</w:t>
-            </w:r>
-          </w:p>
-        </w:tc>
-      </w:tr>
-      <w:tr>
-        <w:tc>
-          <w:tcPr>
-            <w:tcW w:type="pct" w:w="22%"/>
-            <w:tcBorders>
-              <w:top w:val="single" w:color="999999" w:sz="4"/>
-              <w:left w:val="single" w:color="999999" w:sz="4"/>
-              <w:bottom w:val="single" w:color="999999" w:sz="4"/>
-              <w:right w:val="single" w:color="999999" w:sz="4"/>
-            </w:tcBorders>
-            <w:shd w:fill="E8E8E8" w:val="clear"/>
-          </w:tcPr>
-          <w:p>
-            <w:r>
-              <w:rPr>
-                <w:b w:val="0"/>
-              </w:rPr>
-              <w:t>SHCO</w:t>
-            </w:r>
-          </w:p>
-        </w:tc>
-        <w:tc>
-          <w:tcPr>
-            <w:tcW w:type="pct" w:w="22%"/>
-            <w:tcBorders>
-              <w:top w:val="single" w:color="999999" w:sz="4"/>
-              <w:left w:val="single" w:color="999999" w:sz="4"/>
-              <w:bottom w:val="single" w:color="999999" w:sz="4"/>
-              <w:right w:val="single" w:color="999999" w:sz="4"/>
-            </w:tcBorders>
-            <w:shd w:fill="E8E8E8" w:val="clear"/>
-          </w:tcPr>
-          <w:p>
-            <w:r>
-              <w:rPr>
-                <w:b w:val="0"/>
-              </w:rPr>
-              <w:t>Standards for Small Healthcare Organisations</w:t>
-            </w:r>
-          </w:p>
-        </w:tc>
-      </w:tr>
-      <w:tr>
-        <w:tc>
-          <w:tcPr>
-            <w:tcW w:type="pct" w:w="22%"/>
-            <w:tcBorders>
-              <w:top w:val="single" w:color="999999" w:sz="4"/>
-              <w:left w:val="single" w:color="999999" w:sz="4"/>
-              <w:bottom w:val="single" w:color="999999" w:sz="4"/>
-              <w:right w:val="single" w:color="999999" w:sz="4"/>
-            </w:tcBorders>
-            <w:shd w:fill="E8E8E8" w:val="clear"/>
-          </w:tcPr>
-          <w:p>
-            <w:r>
-              <w:rPr>
-                <w:b w:val="0"/>
-              </w:rPr>
-              <w:t>TAT</w:t>
-            </w:r>
-          </w:p>
-        </w:tc>
-        <w:tc>
-          <w:tcPr>
-            <w:tcW w:type="pct" w:w="22%"/>
-            <w:tcBorders>
-              <w:top w:val="single" w:color="999999" w:sz="4"/>
-              <w:left w:val="single" w:color="999999" w:sz="4"/>
-              <w:bottom w:val="single" w:color="999999" w:sz="4"/>
-              <w:right w:val="single" w:color="999999" w:sz="4"/>
-            </w:tcBorders>
-            <w:shd w:fill="E8E8E8" w:val="clear"/>
-          </w:tcPr>
-          <w:p>
-            <w:r>
-              <w:rPr>
-                <w:b w:val="0"/>
-              </w:rPr>
-              <w:t>turnaround time</w:t>
-            </w:r>
-          </w:p>
-        </w:tc>
-      </w:tr>
-    </w:tbl>
-    <w:p>
-      <w:pPr>
-        <w:pStyle w:val="Heading1"/>
-        <w:spacing w:after="120" w:before="280"/>
-      </w:pPr>
-      <w:r>
-        <w:t>11. Traceability to NABH SHCO 3rd Edition AAC.5</w:t>
-      </w:r>
-    </w:p>
-    <w:p>
-      <w:pPr>
-        <w:spacing w:after="120"/>
-      </w:pPr>
-      <w:r>
-        <w:rPr>
-          <w:i/>
-          <w:iCs/>
-          <w:sz w:val="20"/>
-          <w:szCs w:val="20"/>
-        </w:rPr>
-        <w:t xml:space="preserve">This table is an index. It is not how the policy is organised.</w:t>
-      </w:r>
-    </w:p>
     <w:p>
       <w:pPr>
         <w:pStyle w:val="Heading1"/>

--- a/policies/build/masters/AAC.5_v2_master.docx
+++ b/policies/build/masters/AAC.5_v2_master.docx
@@ -710,7 +710,7 @@
           <w:sz w:val="22"/>
           <w:szCs w:val="22"/>
         </w:rPr>
-        <w:t xml:space="preserve">It covers the nine elements AAC.5.a–i: legal compliance, scope, infrastructure and human resources, TAT, critical results, outsourcing, quality assurance programme, peer review, and calibration and maintenance.</w:t>
+        <w:t>It covers nine elements: legal compliance, scope, infrastructure and human resources, TAT, critical results, outsourcing, quality assurance programme, peer review, and calibration and maintenance.</w:t>
       </w:r>
     </w:p>
     <w:p>

--- a/policies/build/masters/AAC.5_v2_master.docx
+++ b/policies/build/masters/AAC.5_v2_master.docx
@@ -5024,8 +5024,23 @@
           <w:sz w:val="22"/>
           <w:szCs w:val="22"/>
         </w:rPr>
-        <w:t xml:space="preserve">National Accreditation Board for Hospitals and Healthcare Providers (NABH), Standards for Small Healthcare Organisations, 3rd Edition — Access, Assessment and Continuity of Care chapter, standard AAC.5.</w:t>
-      </w:r>
+      </w:r>
+      <w:r>
+        <w:rPr>
+          <w:sz w:val="22"/>
+        </w:rPr>
+        <w:t xml:space="preserve">National Accreditation Board for Hospitals &amp; Healthcare Providers. (2022). Standards for small healthcare organisations (3rd ed.) — Access, Assessment and Continuity of Care chapter, standard AAC.5. </w:t>
+      </w:r>
+      <w:hyperlink r:id="rId9">
+        <w:r>
+          <w:rPr>
+            <w:rStyle w:val="Hyperlink"/>
+            <w:sz w:val="22"/>
+            <w:szCs w:val="22"/>
+          </w:rPr>
+          <w:t>https://nabh.co/programmes/small-healthcare-organisation-shco-accreditation-programme/</w:t>
+        </w:r>
+      </w:hyperlink>
     </w:p>
     <w:p>
       <w:pPr>
